--- a/Specification.docx
+++ b/Specification.docx
@@ -116,15 +116,7 @@
         <w:t xml:space="preserve"> </w:t>
       </w:r>
       <w:r>
-        <w:t xml:space="preserve">Hệ thống sử dụng RAG/GraphRAG kết hợp kiến trúc </w:t>
-      </w:r>
-      <w:proofErr w:type="gramStart"/>
-      <w:r>
-        <w:t>Multi-Agent</w:t>
-      </w:r>
-      <w:proofErr w:type="gramEnd"/>
-      <w:r>
-        <w:t xml:space="preserve"> để thực hiện 4 bước:</w:t>
+        <w:t>Hệ thống sử dụng RAG/GraphRAG kết hợp kiến trúc Multi-Agent để thực hiện 4 bước:</w:t>
       </w:r>
     </w:p>
     <w:p>
@@ -1118,13 +1110,8 @@
             <w:tcW w:w="3117" w:type="dxa"/>
           </w:tcPr>
           <w:p>
-            <w:proofErr w:type="gramStart"/>
-            <w:r>
-              <w:t>chunks.json</w:t>
-            </w:r>
-            <w:proofErr w:type="gramEnd"/>
-            <w:r>
-              <w:t xml:space="preserve"> có cấu trúc</w:t>
+            <w:r>
+              <w:t>chunks.json có cấu trúc</w:t>
             </w:r>
           </w:p>
         </w:tc>
@@ -1407,6 +1394,9 @@
       <w:r>
         <w:t>Prompt 1:</w:t>
       </w:r>
+      <w:r>
+        <w:t xml:space="preserve"> Giới thiệu</w:t>
+      </w:r>
     </w:p>
     <w:p>
       <w:r>
@@ -1505,15 +1495,7 @@
     </w:p>
     <w:p>
       <w:r>
-        <w:t xml:space="preserve">- Giai đoạn hiện tại chỉ làm Hybrid RAG, chưa làm GraphRAG hay </w:t>
-      </w:r>
-      <w:proofErr w:type="gramStart"/>
-      <w:r>
-        <w:t>Multi-Agent</w:t>
-      </w:r>
-      <w:proofErr w:type="gramEnd"/>
-      <w:r>
-        <w:t>.</w:t>
+        <w:t>- Giai đoạn hiện tại chỉ làm Hybrid RAG, chưa làm GraphRAG hay Multi-Agent.</w:t>
       </w:r>
     </w:p>
     <w:p/>
@@ -1529,6 +1511,9 @@
       </w:pPr>
       <w:r>
         <w:t>Prompt 2:</w:t>
+      </w:r>
+      <w:r>
+        <w:t xml:space="preserve"> Tổ chức thư mục</w:t>
       </w:r>
     </w:p>
     <w:p>
@@ -1584,12 +1569,480 @@
         <w:lastRenderedPageBreak/>
         <w:t>Prompt 3:</w:t>
       </w:r>
+      <w:r>
+        <w:t xml:space="preserve"> Tạo milestone</w:t>
+      </w:r>
     </w:p>
     <w:p>
       <w:r>
         <w:t>Tạo file MILESTONE.md</w:t>
       </w:r>
     </w:p>
+    <w:p/>
+    <w:p>
+      <w:pPr>
+        <w:pStyle w:val="Heading2"/>
+      </w:pPr>
+      <w:r>
+        <w:t>Prompt 4: Tạo milestone 1</w:t>
+      </w:r>
+    </w:p>
+    <w:p>
+      <w:r>
+        <w:t>Milestone 1 – Chuẩn hóa dữ liệu luật</w:t>
+      </w:r>
+    </w:p>
+    <w:p>
+      <w:r>
+        <w:t>Hãy xây dựng bước tiền xử lý ban đầu cho project Hybrid RAG hỏi đáp Luật Đất đai.</w:t>
+      </w:r>
+    </w:p>
+    <w:p>
+      <w:r>
+        <w:t>Yêu cầu:</w:t>
+      </w:r>
+    </w:p>
+    <w:p>
+      <w:r>
+        <w:t>- Đọc 4 file DOCX trong `data/raw_doc/` bằng `python-docx`.</w:t>
+      </w:r>
+    </w:p>
+    <w:p>
+      <w:r>
+        <w:t>- Giữ nguyên file gốc, không chỉnh sửa trực tiếp.</w:t>
+      </w:r>
+    </w:p>
+    <w:p>
+      <w:r>
+        <w:t>- Trích xuất toàn bộ nội dung văn bản.</w:t>
+      </w:r>
+    </w:p>
+    <w:p>
+      <w:r>
+        <w:t>- Kiểm tra và xử lý các phần thừa nếu có như header/footer lặp, số trang, dòng trống hoặc text lặp.</w:t>
+      </w:r>
+    </w:p>
+    <w:p>
+      <w:r>
+        <w:t>- Chuẩn hóa khoảng trắng và xuống dòng nhưng không làm mất cấu trúc Điều/Khoản/Điểm.</w:t>
+      </w:r>
+    </w:p>
+    <w:p>
+      <w:r>
+        <w:t>- In thống kê cơ bản cho từng văn bản: số paragraph, số paragraph rỗng, số dòng bị loại.</w:t>
+      </w:r>
+    </w:p>
+    <w:p>
+      <w:r>
+        <w:t>- Lưu kết quả sạch vào `data/processed/`.</w:t>
+      </w:r>
+    </w:p>
+    <w:p>
+      <w:r>
+        <w:t>Chưa thực hiện chunking, embedding hay RAG ở milestone này.</w:t>
+      </w:r>
+    </w:p>
+    <w:p>
+      <w:r>
+        <w:t xml:space="preserve"> </w:t>
+      </w:r>
+    </w:p>
+    <w:p>
+      <w:r>
+        <w:t xml:space="preserve">Output: </w:t>
+      </w:r>
+      <w:r>
+        <w:t>python scripts\preprocess_m1.py</w:t>
+      </w:r>
+    </w:p>
+    <w:tbl>
+      <w:tblPr>
+        <w:tblStyle w:val="TableGrid"/>
+        <w:tblW w:w="0" w:type="auto"/>
+        <w:tblLook w:val="04A0" w:firstRow="1" w:lastRow="0" w:firstColumn="1" w:lastColumn="0" w:noHBand="0" w:noVBand="1"/>
+      </w:tblPr>
+      <w:tblGrid>
+        <w:gridCol w:w="2337"/>
+        <w:gridCol w:w="2337"/>
+        <w:gridCol w:w="2338"/>
+        <w:gridCol w:w="2338"/>
+      </w:tblGrid>
+      <w:tr>
+        <w:tc>
+          <w:tcPr>
+            <w:tcW w:w="2337" w:type="dxa"/>
+          </w:tcPr>
+          <w:p>
+            <w:r>
+              <w:t>V</w:t>
+            </w:r>
+            <w:r>
+              <w:t>ăn bản</w:t>
+            </w:r>
+          </w:p>
+        </w:tc>
+        <w:tc>
+          <w:tcPr>
+            <w:tcW w:w="2337" w:type="dxa"/>
+          </w:tcPr>
+          <w:p>
+            <w:r>
+              <w:t>Paragraph</w:t>
+            </w:r>
+          </w:p>
+        </w:tc>
+        <w:tc>
+          <w:tcPr>
+            <w:tcW w:w="2338" w:type="dxa"/>
+          </w:tcPr>
+          <w:p>
+            <w:r>
+              <w:t>Rỗng/đã loại</w:t>
+            </w:r>
+          </w:p>
+        </w:tc>
+        <w:tc>
+          <w:tcPr>
+            <w:tcW w:w="2338" w:type="dxa"/>
+          </w:tcPr>
+          <w:p>
+            <w:r>
+              <w:t>Dòng đầu ra</w:t>
+            </w:r>
+          </w:p>
+        </w:tc>
+      </w:tr>
+      <w:tr>
+        <w:tc>
+          <w:tcPr>
+            <w:tcW w:w="2337" w:type="dxa"/>
+          </w:tcPr>
+          <w:p>
+            <w:r>
+              <w:t>Luật 31/2024/QH15</w:t>
+            </w:r>
+          </w:p>
+        </w:tc>
+        <w:tc>
+          <w:tcPr>
+            <w:tcW w:w="2337" w:type="dxa"/>
+          </w:tcPr>
+          <w:p>
+            <w:r>
+              <w:t>2.975</w:t>
+            </w:r>
+          </w:p>
+        </w:tc>
+        <w:tc>
+          <w:tcPr>
+            <w:tcW w:w="2338" w:type="dxa"/>
+          </w:tcPr>
+          <w:p>
+            <w:r>
+              <w:t>78</w:t>
+            </w:r>
+          </w:p>
+        </w:tc>
+        <w:tc>
+          <w:tcPr>
+            <w:tcW w:w="2338" w:type="dxa"/>
+          </w:tcPr>
+          <w:p>
+            <w:r>
+              <w:t>2.907</w:t>
+            </w:r>
+          </w:p>
+        </w:tc>
+      </w:tr>
+      <w:tr>
+        <w:tc>
+          <w:tcPr>
+            <w:tcW w:w="2337" w:type="dxa"/>
+          </w:tcPr>
+          <w:p>
+            <w:r>
+              <w:t>Luật 43/2024/QH15</w:t>
+            </w:r>
+          </w:p>
+        </w:tc>
+        <w:tc>
+          <w:tcPr>
+            <w:tcW w:w="2337" w:type="dxa"/>
+          </w:tcPr>
+          <w:p>
+            <w:r>
+              <w:t>39</w:t>
+            </w:r>
+          </w:p>
+        </w:tc>
+        <w:tc>
+          <w:tcPr>
+            <w:tcW w:w="2338" w:type="dxa"/>
+          </w:tcPr>
+          <w:p>
+            <w:r>
+              <w:t>7</w:t>
+            </w:r>
+          </w:p>
+        </w:tc>
+        <w:tc>
+          <w:tcPr>
+            <w:tcW w:w="2338" w:type="dxa"/>
+          </w:tcPr>
+          <w:p>
+            <w:r>
+              <w:t>35</w:t>
+            </w:r>
+          </w:p>
+        </w:tc>
+      </w:tr>
+      <w:tr>
+        <w:tc>
+          <w:tcPr>
+            <w:tcW w:w="2337" w:type="dxa"/>
+          </w:tcPr>
+          <w:p>
+            <w:r>
+              <w:t>Luật 45/2013/QH13</w:t>
+            </w:r>
+          </w:p>
+        </w:tc>
+        <w:tc>
+          <w:tcPr>
+            <w:tcW w:w="2337" w:type="dxa"/>
+          </w:tcPr>
+          <w:p>
+            <w:r>
+              <w:t>1.829</w:t>
+            </w:r>
+          </w:p>
+        </w:tc>
+        <w:tc>
+          <w:tcPr>
+            <w:tcW w:w="2338" w:type="dxa"/>
+          </w:tcPr>
+          <w:p>
+            <w:r>
+              <w:t>35</w:t>
+            </w:r>
+          </w:p>
+        </w:tc>
+        <w:tc>
+          <w:tcPr>
+            <w:tcW w:w="2338" w:type="dxa"/>
+          </w:tcPr>
+          <w:p>
+            <w:r>
+              <w:t>1.796</w:t>
+            </w:r>
+          </w:p>
+        </w:tc>
+      </w:tr>
+      <w:tr>
+        <w:tc>
+          <w:tcPr>
+            <w:tcW w:w="2337" w:type="dxa"/>
+          </w:tcPr>
+          <w:p>
+            <w:r>
+              <w:t>Nghị quyết 254/2025/QH15</w:t>
+            </w:r>
+          </w:p>
+        </w:tc>
+        <w:tc>
+          <w:tcPr>
+            <w:tcW w:w="2337" w:type="dxa"/>
+          </w:tcPr>
+          <w:p>
+            <w:r>
+              <w:t>208</w:t>
+            </w:r>
+          </w:p>
+        </w:tc>
+        <w:tc>
+          <w:tcPr>
+            <w:tcW w:w="2338" w:type="dxa"/>
+          </w:tcPr>
+          <w:p>
+            <w:r>
+              <w:t>17</w:t>
+            </w:r>
+          </w:p>
+        </w:tc>
+        <w:tc>
+          <w:tcPr>
+            <w:tcW w:w="2338" w:type="dxa"/>
+          </w:tcPr>
+          <w:p>
+            <w:r>
+              <w:t>193</w:t>
+            </w:r>
+          </w:p>
+        </w:tc>
+      </w:tr>
+    </w:tbl>
+    <w:p/>
+    <w:p>
+      <w:r>
+        <w:t>Prompt 5: Tạo milestone 2</w:t>
+      </w:r>
+    </w:p>
+    <w:p>
+      <w:r>
+        <w:t>Milestone 2 – Legal Parsing &amp; Adaptive Chunking</w:t>
+      </w:r>
+    </w:p>
+    <w:p/>
+    <w:p>
+      <w:r>
+        <w:t>Hãy xây dựng bước phân tích cấu trúc pháp lý và chia chunk cho project Hybrid RAG hỏi đáp Luật Đất đai.</w:t>
+      </w:r>
+    </w:p>
+    <w:p/>
+    <w:p>
+      <w:r>
+        <w:t>Input:</w:t>
+      </w:r>
+    </w:p>
+    <w:p>
+      <w:r>
+        <w:t>- Thư mục `data/processed/` từ Milestone 1.</w:t>
+      </w:r>
+    </w:p>
+    <w:p>
+      <w:r>
+        <w:t>- `manifest.json` chứa danh sách các văn bản đã xử lý.</w:t>
+      </w:r>
+    </w:p>
+    <w:p>
+      <w:r>
+        <w:t>- Các file `*.txt` là nội dung văn bản pháp luật đã được làm sạch.</w:t>
+      </w:r>
+    </w:p>
+    <w:p>
+      <w:r>
+        <w:t>- Các file `*.stats.json` chỉ dùng để đối chiếu thống kê nếu cần.</w:t>
+      </w:r>
+    </w:p>
+    <w:p/>
+    <w:p>
+      <w:r>
+        <w:t>Yêu cầu:</w:t>
+      </w:r>
+    </w:p>
+    <w:p>
+      <w:r>
+        <w:t>- Đọc danh sách tài liệu từ `manifest.json`, sau đó đọc nội dung tương ứng từ các file `.txt`.</w:t>
+      </w:r>
+    </w:p>
+    <w:p>
+      <w:r>
+        <w:t>- Nhận diện cấu trúc:</w:t>
+      </w:r>
+    </w:p>
+    <w:p>
+      <w:r>
+        <w:t xml:space="preserve">  Chương → Mục → Điều → Khoản → Điểm.</w:t>
+      </w:r>
+    </w:p>
+    <w:p>
+      <w:r>
+        <w:t>- Giữ đúng quan hệ cha–con và ngữ cảnh pháp lý.</w:t>
+      </w:r>
+    </w:p>
+    <w:p>
+      <w:r>
+        <w:t>- Chuẩn hóa thông tin như số Chương, Điều, Khoản, Điểm và tiêu đề Điều.</w:t>
+      </w:r>
+    </w:p>
+    <w:p>
+      <w:r>
+        <w:t>- Thực hiện adaptive chunking:</w:t>
+      </w:r>
+    </w:p>
+    <w:p>
+      <w:r>
+        <w:t xml:space="preserve">  - Điều ngắn: giữ thành 1 chunk.</w:t>
+      </w:r>
+    </w:p>
+    <w:p>
+      <w:r>
+        <w:t xml:space="preserve">  - Điều dài: chia theo Khoản.</w:t>
+      </w:r>
+    </w:p>
+    <w:p>
+      <w:r>
+        <w:t xml:space="preserve">  - Khoản quá dài: chia theo nhóm Điểm khi cần.</w:t>
+      </w:r>
+    </w:p>
+    <w:p>
+      <w:r>
+        <w:t>- Không làm mất nội dung pháp luật khi chia chunk.</w:t>
+      </w:r>
+    </w:p>
+    <w:p>
+      <w:r>
+        <w:t>- Gắn metadata cho mỗi chunk:</w:t>
+      </w:r>
+    </w:p>
+    <w:p>
+      <w:r>
+        <w:t xml:space="preserve">  `document_id`, `document_title`, `chapter`, `section`,</w:t>
+      </w:r>
+    </w:p>
+    <w:p>
+      <w:r>
+        <w:t xml:space="preserve">  `article`, `article_title`, `clause`, `point`,</w:t>
+      </w:r>
+    </w:p>
+    <w:p>
+      <w:r>
+        <w:t xml:space="preserve">  `source_file`, `chunk_id`.</w:t>
+      </w:r>
+    </w:p>
+    <w:p>
+      <w:r>
+        <w:t>- Tạo `chunk_id` duy nhất và ổn định.</w:t>
+      </w:r>
+    </w:p>
+    <w:p>
+      <w:r>
+        <w:lastRenderedPageBreak/>
+        <w:t>- Lưu kết quả vào `data/processed/chunks.json`.</w:t>
+      </w:r>
+    </w:p>
+    <w:p>
+      <w:r>
+        <w:t>- Có thể lưu thêm `data/processed/structured_documents.json`</w:t>
+      </w:r>
+    </w:p>
+    <w:p>
+      <w:r>
+        <w:t xml:space="preserve">  để phục vụ kiểm tra cấu trúc trước khi chunk.</w:t>
+      </w:r>
+    </w:p>
+    <w:p>
+      <w:r>
+        <w:t>- In thống kê cho từng văn bản:</w:t>
+      </w:r>
+    </w:p>
+    <w:p>
+      <w:r>
+        <w:t xml:space="preserve">  số Chương, Mục, Điều, Khoản, Điểm và số chunk.</w:t>
+      </w:r>
+    </w:p>
+    <w:p>
+      <w:r>
+        <w:t>- Thêm một số validation/check để phát hiện Điều hoặc Khoản bị parse lỗi.</w:t>
+      </w:r>
+    </w:p>
+    <w:p/>
+    <w:p>
+      <w:r>
+        <w:t>Chưa thực hiện embedding, BM25, FAISS hay retrieval ở milestone này.</w:t>
+      </w:r>
+    </w:p>
+    <w:p/>
     <w:sectPr>
       <w:pgSz w:w="12240" w:h="15840"/>
       <w:pgMar w:top="1440" w:right="1440" w:bottom="1440" w:left="1440" w:header="720" w:footer="720" w:gutter="0"/>

--- a/Specification.docx
+++ b/Specification.docx
@@ -116,7 +116,15 @@
         <w:t xml:space="preserve"> </w:t>
       </w:r>
       <w:r>
-        <w:t>Hệ thống sử dụng RAG/GraphRAG kết hợp kiến trúc Multi-Agent để thực hiện 4 bước:</w:t>
+        <w:t xml:space="preserve">Hệ thống sử dụng RAG/GraphRAG kết hợp kiến trúc </w:t>
+      </w:r>
+      <w:proofErr w:type="gramStart"/>
+      <w:r>
+        <w:t>Multi-Agent</w:t>
+      </w:r>
+      <w:proofErr w:type="gramEnd"/>
+      <w:r>
+        <w:t xml:space="preserve"> để thực hiện 4 bước:</w:t>
       </w:r>
     </w:p>
     <w:p>
@@ -1110,8 +1118,13 @@
             <w:tcW w:w="3117" w:type="dxa"/>
           </w:tcPr>
           <w:p>
-            <w:r>
-              <w:t>chunks.json có cấu trúc</w:t>
+            <w:proofErr w:type="gramStart"/>
+            <w:r>
+              <w:t>chunks.json</w:t>
+            </w:r>
+            <w:proofErr w:type="gramEnd"/>
+            <w:r>
+              <w:t xml:space="preserve"> có cấu trúc</w:t>
             </w:r>
           </w:p>
         </w:tc>
@@ -1495,7 +1508,15 @@
     </w:p>
     <w:p>
       <w:r>
-        <w:t>- Giai đoạn hiện tại chỉ làm Hybrid RAG, chưa làm GraphRAG hay Multi-Agent.</w:t>
+        <w:t xml:space="preserve">- Giai đoạn hiện tại chỉ làm Hybrid RAG, chưa làm GraphRAG hay </w:t>
+      </w:r>
+      <w:proofErr w:type="gramStart"/>
+      <w:r>
+        <w:t>Multi-Agent</w:t>
+      </w:r>
+      <w:proofErr w:type="gramEnd"/>
+      <w:r>
+        <w:t>.</w:t>
       </w:r>
     </w:p>
     <w:p/>
@@ -1662,15 +1683,15 @@
         <w:tblLook w:val="04A0" w:firstRow="1" w:lastRow="0" w:firstColumn="1" w:lastColumn="0" w:noHBand="0" w:noVBand="1"/>
       </w:tblPr>
       <w:tblGrid>
-        <w:gridCol w:w="2337"/>
-        <w:gridCol w:w="2337"/>
-        <w:gridCol w:w="2338"/>
+        <w:gridCol w:w="3256"/>
+        <w:gridCol w:w="1984"/>
+        <w:gridCol w:w="1772"/>
         <w:gridCol w:w="2338"/>
       </w:tblGrid>
       <w:tr>
         <w:tc>
           <w:tcPr>
-            <w:tcW w:w="2337" w:type="dxa"/>
+            <w:tcW w:w="3256" w:type="dxa"/>
           </w:tcPr>
           <w:p>
             <w:r>
@@ -1683,7 +1704,7 @@
         </w:tc>
         <w:tc>
           <w:tcPr>
-            <w:tcW w:w="2337" w:type="dxa"/>
+            <w:tcW w:w="1984" w:type="dxa"/>
           </w:tcPr>
           <w:p>
             <w:r>
@@ -1693,7 +1714,7 @@
         </w:tc>
         <w:tc>
           <w:tcPr>
-            <w:tcW w:w="2338" w:type="dxa"/>
+            <w:tcW w:w="1772" w:type="dxa"/>
           </w:tcPr>
           <w:p>
             <w:r>
@@ -1715,7 +1736,7 @@
       <w:tr>
         <w:tc>
           <w:tcPr>
-            <w:tcW w:w="2337" w:type="dxa"/>
+            <w:tcW w:w="3256" w:type="dxa"/>
           </w:tcPr>
           <w:p>
             <w:r>
@@ -1725,7 +1746,7 @@
         </w:tc>
         <w:tc>
           <w:tcPr>
-            <w:tcW w:w="2337" w:type="dxa"/>
+            <w:tcW w:w="1984" w:type="dxa"/>
           </w:tcPr>
           <w:p>
             <w:r>
@@ -1735,7 +1756,7 @@
         </w:tc>
         <w:tc>
           <w:tcPr>
-            <w:tcW w:w="2338" w:type="dxa"/>
+            <w:tcW w:w="1772" w:type="dxa"/>
           </w:tcPr>
           <w:p>
             <w:r>
@@ -1757,7 +1778,7 @@
       <w:tr>
         <w:tc>
           <w:tcPr>
-            <w:tcW w:w="2337" w:type="dxa"/>
+            <w:tcW w:w="3256" w:type="dxa"/>
           </w:tcPr>
           <w:p>
             <w:r>
@@ -1767,7 +1788,7 @@
         </w:tc>
         <w:tc>
           <w:tcPr>
-            <w:tcW w:w="2337" w:type="dxa"/>
+            <w:tcW w:w="1984" w:type="dxa"/>
           </w:tcPr>
           <w:p>
             <w:r>
@@ -1777,7 +1798,7 @@
         </w:tc>
         <w:tc>
           <w:tcPr>
-            <w:tcW w:w="2338" w:type="dxa"/>
+            <w:tcW w:w="1772" w:type="dxa"/>
           </w:tcPr>
           <w:p>
             <w:r>
@@ -1799,7 +1820,7 @@
       <w:tr>
         <w:tc>
           <w:tcPr>
-            <w:tcW w:w="2337" w:type="dxa"/>
+            <w:tcW w:w="3256" w:type="dxa"/>
           </w:tcPr>
           <w:p>
             <w:r>
@@ -1809,7 +1830,7 @@
         </w:tc>
         <w:tc>
           <w:tcPr>
-            <w:tcW w:w="2337" w:type="dxa"/>
+            <w:tcW w:w="1984" w:type="dxa"/>
           </w:tcPr>
           <w:p>
             <w:r>
@@ -1819,7 +1840,7 @@
         </w:tc>
         <w:tc>
           <w:tcPr>
-            <w:tcW w:w="2338" w:type="dxa"/>
+            <w:tcW w:w="1772" w:type="dxa"/>
           </w:tcPr>
           <w:p>
             <w:r>
@@ -1841,7 +1862,7 @@
       <w:tr>
         <w:tc>
           <w:tcPr>
-            <w:tcW w:w="2337" w:type="dxa"/>
+            <w:tcW w:w="3256" w:type="dxa"/>
           </w:tcPr>
           <w:p>
             <w:r>
@@ -1851,7 +1872,7 @@
         </w:tc>
         <w:tc>
           <w:tcPr>
-            <w:tcW w:w="2337" w:type="dxa"/>
+            <w:tcW w:w="1984" w:type="dxa"/>
           </w:tcPr>
           <w:p>
             <w:r>
@@ -1861,7 +1882,7 @@
         </w:tc>
         <w:tc>
           <w:tcPr>
-            <w:tcW w:w="2338" w:type="dxa"/>
+            <w:tcW w:w="1772" w:type="dxa"/>
           </w:tcPr>
           <w:p>
             <w:r>
@@ -1883,6 +1904,9 @@
     </w:tbl>
     <w:p/>
     <w:p>
+      <w:pPr>
+        <w:pStyle w:val="Heading2"/>
+      </w:pPr>
       <w:r>
         <w:t>Prompt 5: Tạo milestone 2</w:t>
       </w:r>
@@ -1895,6 +1919,7 @@
     <w:p/>
     <w:p>
       <w:r>
+        <w:lastRenderedPageBreak/>
         <w:t>Hãy xây dựng bước phân tích cấu trúc pháp lý và chia chunk cho project Hybrid RAG hỏi đáp Luật Đất đai.</w:t>
       </w:r>
     </w:p>
@@ -1911,7 +1936,15 @@
     </w:p>
     <w:p>
       <w:r>
-        <w:t>- `manifest.json` chứa danh sách các văn bản đã xử lý.</w:t>
+        <w:t>- `</w:t>
+      </w:r>
+      <w:proofErr w:type="gramStart"/>
+      <w:r>
+        <w:t>manifest.json</w:t>
+      </w:r>
+      <w:proofErr w:type="gramEnd"/>
+      <w:r>
+        <w:t>` chứa danh sách các văn bản đã xử lý.</w:t>
       </w:r>
     </w:p>
     <w:p>
@@ -1921,7 +1954,15 @@
     </w:p>
     <w:p>
       <w:r>
-        <w:t>- Các file `*.stats.json` chỉ dùng để đối chiếu thống kê nếu cần.</w:t>
+        <w:t>- Các file `</w:t>
+      </w:r>
+      <w:proofErr w:type="gramStart"/>
+      <w:r>
+        <w:t>*.stats</w:t>
+      </w:r>
+      <w:proofErr w:type="gramEnd"/>
+      <w:r>
+        <w:t>.json` chỉ dùng để đối chiếu thống kê nếu cần.</w:t>
       </w:r>
     </w:p>
     <w:p/>
@@ -1932,7 +1973,15 @@
     </w:p>
     <w:p>
       <w:r>
-        <w:t>- Đọc danh sách tài liệu từ `manifest.json`, sau đó đọc nội dung tương ứng từ các file `.txt`.</w:t>
+        <w:t>- Đọc danh sách tài liệu từ `</w:t>
+      </w:r>
+      <w:proofErr w:type="gramStart"/>
+      <w:r>
+        <w:t>manifest.json</w:t>
+      </w:r>
+      <w:proofErr w:type="gramEnd"/>
+      <w:r>
+        <w:t>`, sau đó đọc nội dung tương ứng từ các file `.txt`.</w:t>
       </w:r>
     </w:p>
     <w:p>
@@ -2007,12 +2056,12 @@
     </w:p>
     <w:p>
       <w:r>
+        <w:t>- Lưu kết quả vào `data/processed/chunks.json`.</w:t>
+      </w:r>
+    </w:p>
+    <w:p>
+      <w:r>
         <w:lastRenderedPageBreak/>
-        <w:t>- Lưu kết quả vào `data/processed/chunks.json`.</w:t>
-      </w:r>
-    </w:p>
-    <w:p>
-      <w:r>
         <w:t>- Có thể lưu thêm `data/processed/structured_documents.json`</w:t>
       </w:r>
     </w:p>
@@ -2040,6 +2089,789 @@
     <w:p>
       <w:r>
         <w:t>Chưa thực hiện embedding, BM25, FAISS hay retrieval ở milestone này.</w:t>
+      </w:r>
+    </w:p>
+    <w:p>
+      <w:pPr>
+        <w:jc w:val="center"/>
+      </w:pPr>
+      <w:r>
+        <w:drawing>
+          <wp:inline distT="0" distB="0" distL="0" distR="0" wp14:anchorId="0F473006" wp14:editId="390A1160">
+            <wp:extent cx="5006774" cy="4343776"/>
+            <wp:effectExtent l="0" t="0" r="3810" b="0"/>
+            <wp:docPr id="605453714" name="Picture 1"/>
+            <wp:cNvGraphicFramePr>
+              <a:graphicFrameLocks xmlns:a="http://schemas.openxmlformats.org/drawingml/2006/main" noChangeAspect="1"/>
+            </wp:cNvGraphicFramePr>
+            <a:graphic xmlns:a="http://schemas.openxmlformats.org/drawingml/2006/main">
+              <a:graphicData uri="http://schemas.openxmlformats.org/drawingml/2006/picture">
+                <pic:pic xmlns:pic="http://schemas.openxmlformats.org/drawingml/2006/picture">
+                  <pic:nvPicPr>
+                    <pic:cNvPr id="605453714" name=""/>
+                    <pic:cNvPicPr/>
+                  </pic:nvPicPr>
+                  <pic:blipFill>
+                    <a:blip r:embed="rId8"/>
+                    <a:stretch>
+                      <a:fillRect/>
+                    </a:stretch>
+                  </pic:blipFill>
+                  <pic:spPr>
+                    <a:xfrm>
+                      <a:off x="0" y="0"/>
+                      <a:ext cx="5006774" cy="4343776"/>
+                    </a:xfrm>
+                    <a:prstGeom prst="rect">
+                      <a:avLst/>
+                    </a:prstGeom>
+                  </pic:spPr>
+                </pic:pic>
+              </a:graphicData>
+            </a:graphic>
+          </wp:inline>
+        </w:drawing>
+      </w:r>
+    </w:p>
+    <w:tbl>
+      <w:tblPr>
+        <w:tblStyle w:val="TableGrid"/>
+        <w:tblW w:w="0" w:type="auto"/>
+        <w:tblLook w:val="04A0" w:firstRow="1" w:lastRow="0" w:firstColumn="1" w:lastColumn="0" w:noHBand="0" w:noVBand="1"/>
+      </w:tblPr>
+      <w:tblGrid>
+        <w:gridCol w:w="1906"/>
+        <w:gridCol w:w="1281"/>
+        <w:gridCol w:w="1210"/>
+        <w:gridCol w:w="1216"/>
+        <w:gridCol w:w="1253"/>
+        <w:gridCol w:w="1231"/>
+        <w:gridCol w:w="1253"/>
+      </w:tblGrid>
+      <w:tr>
+        <w:tc>
+          <w:tcPr>
+            <w:tcW w:w="1335" w:type="dxa"/>
+          </w:tcPr>
+          <w:p>
+            <w:pPr>
+              <w:jc w:val="center"/>
+            </w:pPr>
+            <w:r>
+              <w:t>Văn bản</w:t>
+            </w:r>
+          </w:p>
+        </w:tc>
+        <w:tc>
+          <w:tcPr>
+            <w:tcW w:w="1335" w:type="dxa"/>
+          </w:tcPr>
+          <w:p>
+            <w:pPr>
+              <w:jc w:val="center"/>
+            </w:pPr>
+            <w:r>
+              <w:t>Chương</w:t>
+            </w:r>
+          </w:p>
+        </w:tc>
+        <w:tc>
+          <w:tcPr>
+            <w:tcW w:w="1336" w:type="dxa"/>
+          </w:tcPr>
+          <w:p>
+            <w:pPr>
+              <w:jc w:val="center"/>
+            </w:pPr>
+            <w:r>
+              <w:t>Mục</w:t>
+            </w:r>
+          </w:p>
+        </w:tc>
+        <w:tc>
+          <w:tcPr>
+            <w:tcW w:w="1336" w:type="dxa"/>
+          </w:tcPr>
+          <w:p>
+            <w:pPr>
+              <w:jc w:val="center"/>
+            </w:pPr>
+            <w:r>
+              <w:t>Điều</w:t>
+            </w:r>
+          </w:p>
+        </w:tc>
+        <w:tc>
+          <w:tcPr>
+            <w:tcW w:w="1336" w:type="dxa"/>
+          </w:tcPr>
+          <w:p>
+            <w:pPr>
+              <w:jc w:val="center"/>
+            </w:pPr>
+            <w:r>
+              <w:t>Khoản</w:t>
+            </w:r>
+          </w:p>
+        </w:tc>
+        <w:tc>
+          <w:tcPr>
+            <w:tcW w:w="1336" w:type="dxa"/>
+          </w:tcPr>
+          <w:p>
+            <w:pPr>
+              <w:jc w:val="center"/>
+            </w:pPr>
+            <w:r>
+              <w:t>Điểm</w:t>
+            </w:r>
+          </w:p>
+        </w:tc>
+        <w:tc>
+          <w:tcPr>
+            <w:tcW w:w="1336" w:type="dxa"/>
+          </w:tcPr>
+          <w:p>
+            <w:pPr>
+              <w:jc w:val="center"/>
+            </w:pPr>
+            <w:r>
+              <w:t>Chunk</w:t>
+            </w:r>
+          </w:p>
+        </w:tc>
+      </w:tr>
+      <w:tr>
+        <w:tc>
+          <w:tcPr>
+            <w:tcW w:w="1335" w:type="dxa"/>
+          </w:tcPr>
+          <w:p>
+            <w:pPr>
+              <w:jc w:val="center"/>
+              <w:rPr>
+                <w:b/>
+                <w:bCs/>
+              </w:rPr>
+            </w:pPr>
+            <w:r>
+              <w:rPr>
+                <w:b/>
+                <w:bCs/>
+              </w:rPr>
+              <w:t>31/2024/QH15</w:t>
+            </w:r>
+          </w:p>
+        </w:tc>
+        <w:tc>
+          <w:tcPr>
+            <w:tcW w:w="1335" w:type="dxa"/>
+          </w:tcPr>
+          <w:p>
+            <w:pPr>
+              <w:jc w:val="center"/>
+              <w:rPr>
+                <w:b/>
+                <w:bCs/>
+              </w:rPr>
+            </w:pPr>
+            <w:r>
+              <w:rPr>
+                <w:b/>
+                <w:bCs/>
+              </w:rPr>
+              <w:t>16</w:t>
+            </w:r>
+          </w:p>
+        </w:tc>
+        <w:tc>
+          <w:tcPr>
+            <w:tcW w:w="1336" w:type="dxa"/>
+          </w:tcPr>
+          <w:p>
+            <w:pPr>
+              <w:jc w:val="center"/>
+              <w:rPr>
+                <w:b/>
+                <w:bCs/>
+              </w:rPr>
+            </w:pPr>
+            <w:r>
+              <w:rPr>
+                <w:b/>
+                <w:bCs/>
+              </w:rPr>
+              <w:t>28</w:t>
+            </w:r>
+          </w:p>
+        </w:tc>
+        <w:tc>
+          <w:tcPr>
+            <w:tcW w:w="1336" w:type="dxa"/>
+          </w:tcPr>
+          <w:p>
+            <w:pPr>
+              <w:jc w:val="center"/>
+              <w:rPr>
+                <w:b/>
+                <w:bCs/>
+              </w:rPr>
+            </w:pPr>
+            <w:r>
+              <w:rPr>
+                <w:b/>
+                <w:bCs/>
+              </w:rPr>
+              <w:t>260</w:t>
+            </w:r>
+          </w:p>
+        </w:tc>
+        <w:tc>
+          <w:tcPr>
+            <w:tcW w:w="1336" w:type="dxa"/>
+          </w:tcPr>
+          <w:p>
+            <w:pPr>
+              <w:jc w:val="center"/>
+              <w:rPr>
+                <w:b/>
+                <w:bCs/>
+              </w:rPr>
+            </w:pPr>
+            <w:r>
+              <w:rPr>
+                <w:b/>
+                <w:bCs/>
+              </w:rPr>
+              <w:t>1.244</w:t>
+            </w:r>
+          </w:p>
+        </w:tc>
+        <w:tc>
+          <w:tcPr>
+            <w:tcW w:w="1336" w:type="dxa"/>
+          </w:tcPr>
+          <w:p>
+            <w:pPr>
+              <w:jc w:val="center"/>
+              <w:rPr>
+                <w:b/>
+                <w:bCs/>
+              </w:rPr>
+            </w:pPr>
+            <w:r>
+              <w:rPr>
+                <w:b/>
+                <w:bCs/>
+              </w:rPr>
+              <w:t>1.090</w:t>
+            </w:r>
+          </w:p>
+        </w:tc>
+        <w:tc>
+          <w:tcPr>
+            <w:tcW w:w="1336" w:type="dxa"/>
+          </w:tcPr>
+          <w:p>
+            <w:pPr>
+              <w:jc w:val="center"/>
+              <w:rPr>
+                <w:b/>
+                <w:bCs/>
+              </w:rPr>
+            </w:pPr>
+            <w:r>
+              <w:rPr>
+                <w:b/>
+                <w:bCs/>
+              </w:rPr>
+              <w:t>573</w:t>
+            </w:r>
+          </w:p>
+        </w:tc>
+      </w:tr>
+      <w:tr>
+        <w:tc>
+          <w:tcPr>
+            <w:tcW w:w="1335" w:type="dxa"/>
+          </w:tcPr>
+          <w:p>
+            <w:pPr>
+              <w:jc w:val="center"/>
+            </w:pPr>
+            <w:r>
+              <w:t>43/2024/QH15</w:t>
+            </w:r>
+          </w:p>
+        </w:tc>
+        <w:tc>
+          <w:tcPr>
+            <w:tcW w:w="1335" w:type="dxa"/>
+          </w:tcPr>
+          <w:p>
+            <w:pPr>
+              <w:jc w:val="center"/>
+            </w:pPr>
+            <w:r>
+              <w:t>0</w:t>
+            </w:r>
+          </w:p>
+        </w:tc>
+        <w:tc>
+          <w:tcPr>
+            <w:tcW w:w="1336" w:type="dxa"/>
+          </w:tcPr>
+          <w:p>
+            <w:pPr>
+              <w:jc w:val="center"/>
+            </w:pPr>
+            <w:r>
+              <w:t>0</w:t>
+            </w:r>
+          </w:p>
+        </w:tc>
+        <w:tc>
+          <w:tcPr>
+            <w:tcW w:w="1336" w:type="dxa"/>
+          </w:tcPr>
+          <w:p>
+            <w:pPr>
+              <w:jc w:val="center"/>
+            </w:pPr>
+            <w:r>
+              <w:t>5</w:t>
+            </w:r>
+          </w:p>
+        </w:tc>
+        <w:tc>
+          <w:tcPr>
+            <w:tcW w:w="1336" w:type="dxa"/>
+          </w:tcPr>
+          <w:p>
+            <w:pPr>
+              <w:jc w:val="center"/>
+            </w:pPr>
+            <w:r>
+              <w:t>4</w:t>
+            </w:r>
+          </w:p>
+        </w:tc>
+        <w:tc>
+          <w:tcPr>
+            <w:tcW w:w="1336" w:type="dxa"/>
+          </w:tcPr>
+          <w:p>
+            <w:pPr>
+              <w:jc w:val="center"/>
+            </w:pPr>
+            <w:r>
+              <w:t>0</w:t>
+            </w:r>
+          </w:p>
+        </w:tc>
+        <w:tc>
+          <w:tcPr>
+            <w:tcW w:w="1336" w:type="dxa"/>
+          </w:tcPr>
+          <w:p>
+            <w:pPr>
+              <w:jc w:val="center"/>
+            </w:pPr>
+            <w:r>
+              <w:t>5</w:t>
+            </w:r>
+          </w:p>
+        </w:tc>
+      </w:tr>
+      <w:tr>
+        <w:tc>
+          <w:tcPr>
+            <w:tcW w:w="1335" w:type="dxa"/>
+          </w:tcPr>
+          <w:p>
+            <w:pPr>
+              <w:jc w:val="center"/>
+              <w:rPr>
+                <w:b/>
+                <w:bCs/>
+              </w:rPr>
+            </w:pPr>
+            <w:r>
+              <w:rPr>
+                <w:b/>
+                <w:bCs/>
+              </w:rPr>
+              <w:t>45/2013/QH13</w:t>
+            </w:r>
+          </w:p>
+        </w:tc>
+        <w:tc>
+          <w:tcPr>
+            <w:tcW w:w="1335" w:type="dxa"/>
+          </w:tcPr>
+          <w:p>
+            <w:pPr>
+              <w:jc w:val="center"/>
+              <w:rPr>
+                <w:b/>
+                <w:bCs/>
+              </w:rPr>
+            </w:pPr>
+            <w:r>
+              <w:rPr>
+                <w:b/>
+                <w:bCs/>
+              </w:rPr>
+              <w:t>14</w:t>
+            </w:r>
+          </w:p>
+        </w:tc>
+        <w:tc>
+          <w:tcPr>
+            <w:tcW w:w="1336" w:type="dxa"/>
+          </w:tcPr>
+          <w:p>
+            <w:pPr>
+              <w:jc w:val="center"/>
+              <w:rPr>
+                <w:b/>
+                <w:bCs/>
+              </w:rPr>
+            </w:pPr>
+            <w:r>
+              <w:rPr>
+                <w:b/>
+                <w:bCs/>
+                <w:color w:val="EE0000"/>
+              </w:rPr>
+              <w:t>0</w:t>
+            </w:r>
+          </w:p>
+        </w:tc>
+        <w:tc>
+          <w:tcPr>
+            <w:tcW w:w="1336" w:type="dxa"/>
+          </w:tcPr>
+          <w:p>
+            <w:pPr>
+              <w:jc w:val="center"/>
+              <w:rPr>
+                <w:b/>
+                <w:bCs/>
+              </w:rPr>
+            </w:pPr>
+            <w:r>
+              <w:rPr>
+                <w:b/>
+                <w:bCs/>
+              </w:rPr>
+              <w:t>212</w:t>
+            </w:r>
+          </w:p>
+        </w:tc>
+        <w:tc>
+          <w:tcPr>
+            <w:tcW w:w="1336" w:type="dxa"/>
+          </w:tcPr>
+          <w:p>
+            <w:pPr>
+              <w:jc w:val="center"/>
+              <w:rPr>
+                <w:b/>
+                <w:bCs/>
+              </w:rPr>
+            </w:pPr>
+            <w:r>
+              <w:rPr>
+                <w:b/>
+                <w:bCs/>
+              </w:rPr>
+              <w:t>782</w:t>
+            </w:r>
+          </w:p>
+        </w:tc>
+        <w:tc>
+          <w:tcPr>
+            <w:tcW w:w="1336" w:type="dxa"/>
+          </w:tcPr>
+          <w:p>
+            <w:pPr>
+              <w:jc w:val="center"/>
+              <w:rPr>
+                <w:b/>
+                <w:bCs/>
+              </w:rPr>
+            </w:pPr>
+            <w:r>
+              <w:rPr>
+                <w:b/>
+                <w:bCs/>
+              </w:rPr>
+              <w:t>609</w:t>
+            </w:r>
+          </w:p>
+        </w:tc>
+        <w:tc>
+          <w:tcPr>
+            <w:tcW w:w="1336" w:type="dxa"/>
+          </w:tcPr>
+          <w:p>
+            <w:pPr>
+              <w:jc w:val="center"/>
+              <w:rPr>
+                <w:b/>
+                <w:bCs/>
+              </w:rPr>
+            </w:pPr>
+            <w:r>
+              <w:rPr>
+                <w:b/>
+                <w:bCs/>
+              </w:rPr>
+              <w:t>299</w:t>
+            </w:r>
+          </w:p>
+        </w:tc>
+      </w:tr>
+      <w:tr>
+        <w:tc>
+          <w:tcPr>
+            <w:tcW w:w="1335" w:type="dxa"/>
+          </w:tcPr>
+          <w:p>
+            <w:pPr>
+              <w:jc w:val="center"/>
+            </w:pPr>
+            <w:r>
+              <w:t>254/2025/QH15</w:t>
+            </w:r>
+          </w:p>
+        </w:tc>
+        <w:tc>
+          <w:tcPr>
+            <w:tcW w:w="1335" w:type="dxa"/>
+          </w:tcPr>
+          <w:p>
+            <w:pPr>
+              <w:jc w:val="center"/>
+            </w:pPr>
+            <w:r>
+              <w:t>3</w:t>
+            </w:r>
+          </w:p>
+        </w:tc>
+        <w:tc>
+          <w:tcPr>
+            <w:tcW w:w="1336" w:type="dxa"/>
+          </w:tcPr>
+          <w:p>
+            <w:pPr>
+              <w:jc w:val="center"/>
+            </w:pPr>
+            <w:r>
+              <w:t>0</w:t>
+            </w:r>
+          </w:p>
+        </w:tc>
+        <w:tc>
+          <w:tcPr>
+            <w:tcW w:w="1336" w:type="dxa"/>
+          </w:tcPr>
+          <w:p>
+            <w:pPr>
+              <w:jc w:val="center"/>
+            </w:pPr>
+            <w:r>
+              <w:t>13</w:t>
+            </w:r>
+          </w:p>
+        </w:tc>
+        <w:tc>
+          <w:tcPr>
+            <w:tcW w:w="1336" w:type="dxa"/>
+          </w:tcPr>
+          <w:p>
+            <w:pPr>
+              <w:jc w:val="center"/>
+            </w:pPr>
+            <w:r>
+              <w:t>66</w:t>
+            </w:r>
+          </w:p>
+        </w:tc>
+        <w:tc>
+          <w:tcPr>
+            <w:tcW w:w="1336" w:type="dxa"/>
+          </w:tcPr>
+          <w:p>
+            <w:pPr>
+              <w:jc w:val="center"/>
+            </w:pPr>
+            <w:r>
+              <w:t>73</w:t>
+            </w:r>
+          </w:p>
+        </w:tc>
+        <w:tc>
+          <w:tcPr>
+            <w:tcW w:w="1336" w:type="dxa"/>
+          </w:tcPr>
+          <w:p>
+            <w:pPr>
+              <w:jc w:val="center"/>
+            </w:pPr>
+            <w:r>
+              <w:t>44</w:t>
+            </w:r>
+          </w:p>
+        </w:tc>
+      </w:tr>
+      <w:tr>
+        <w:tc>
+          <w:tcPr>
+            <w:tcW w:w="1335" w:type="dxa"/>
+          </w:tcPr>
+          <w:p>
+            <w:pPr>
+              <w:jc w:val="center"/>
+            </w:pPr>
+            <w:r>
+              <w:t>Tổng</w:t>
+            </w:r>
+          </w:p>
+        </w:tc>
+        <w:tc>
+          <w:tcPr>
+            <w:tcW w:w="1335" w:type="dxa"/>
+          </w:tcPr>
+          <w:p>
+            <w:pPr>
+              <w:jc w:val="center"/>
+            </w:pPr>
+            <w:r>
+              <w:t>33</w:t>
+            </w:r>
+          </w:p>
+        </w:tc>
+        <w:tc>
+          <w:tcPr>
+            <w:tcW w:w="1336" w:type="dxa"/>
+          </w:tcPr>
+          <w:p>
+            <w:pPr>
+              <w:jc w:val="center"/>
+            </w:pPr>
+            <w:r>
+              <w:t>28</w:t>
+            </w:r>
+          </w:p>
+        </w:tc>
+        <w:tc>
+          <w:tcPr>
+            <w:tcW w:w="1336" w:type="dxa"/>
+          </w:tcPr>
+          <w:p>
+            <w:pPr>
+              <w:jc w:val="center"/>
+            </w:pPr>
+            <w:r>
+              <w:t>490</w:t>
+            </w:r>
+          </w:p>
+        </w:tc>
+        <w:tc>
+          <w:tcPr>
+            <w:tcW w:w="1336" w:type="dxa"/>
+          </w:tcPr>
+          <w:p>
+            <w:pPr>
+              <w:jc w:val="center"/>
+            </w:pPr>
+            <w:r>
+              <w:t>2.096</w:t>
+            </w:r>
+          </w:p>
+        </w:tc>
+        <w:tc>
+          <w:tcPr>
+            <w:tcW w:w="1336" w:type="dxa"/>
+          </w:tcPr>
+          <w:p>
+            <w:pPr>
+              <w:jc w:val="center"/>
+            </w:pPr>
+            <w:r>
+              <w:t>1.772</w:t>
+            </w:r>
+          </w:p>
+        </w:tc>
+        <w:tc>
+          <w:tcPr>
+            <w:tcW w:w="1336" w:type="dxa"/>
+          </w:tcPr>
+          <w:p>
+            <w:pPr>
+              <w:jc w:val="center"/>
+            </w:pPr>
+            <w:r>
+              <w:t>921</w:t>
+            </w:r>
+          </w:p>
+        </w:tc>
+      </w:tr>
+    </w:tbl>
+    <w:p>
+      <w:pPr>
+        <w:jc w:val="center"/>
+      </w:pPr>
+    </w:p>
+    <w:p>
+      <w:pPr>
+        <w:pStyle w:val="Heading2"/>
+      </w:pPr>
+      <w:r>
+        <w:lastRenderedPageBreak/>
+        <w:t>Prompt 5.2:</w:t>
+      </w:r>
+    </w:p>
+    <w:p>
+      <w:r>
+        <w:t>Hãy kiểm tra lại kết quả Milestone 2.</w:t>
+      </w:r>
+    </w:p>
+    <w:p>
+      <w:r>
+        <w:t>Hiện `45/2013/QH13` được parser thống kê `Mục = 0`, trong khi văn bản có cấu trúc MỤC.</w:t>
+      </w:r>
+    </w:p>
+    <w:p>
+      <w:r>
+        <w:t>Yêu cầu:</w:t>
+      </w:r>
+    </w:p>
+    <w:p>
+      <w:r>
+        <w:t>- Kiểm tra file TXT của 45/2013/QH13 để tìm các heading MỤC/Mục.</w:t>
+      </w:r>
+    </w:p>
+    <w:p>
+      <w:r>
+        <w:t>- Xác định vì sao legal parser không nhận diện được.</w:t>
+      </w:r>
+    </w:p>
+    <w:p>
+      <w:r>
+        <w:t>- Sửa parser để hỗ trợ đúng format của Luật 2013 mà không làm ảnh hưởng các văn bản khác.</w:t>
+      </w:r>
+    </w:p>
+    <w:p>
+      <w:r>
+        <w:t>- Chạy lại parsing, chunking và toàn bộ validation/tests.</w:t>
+      </w:r>
+    </w:p>
+    <w:p>
+      <w:r>
+        <w:t>- Báo cáo số Mục trước và sau khi sửa.</w:t>
       </w:r>
     </w:p>
     <w:p/>

--- a/Specification.docx
+++ b/Specification.docx
@@ -116,15 +116,7 @@
         <w:t xml:space="preserve"> </w:t>
       </w:r>
       <w:r>
-        <w:t xml:space="preserve">Hệ thống sử dụng RAG/GraphRAG kết hợp kiến trúc </w:t>
-      </w:r>
-      <w:proofErr w:type="gramStart"/>
-      <w:r>
-        <w:t>Multi-Agent</w:t>
-      </w:r>
-      <w:proofErr w:type="gramEnd"/>
-      <w:r>
-        <w:t xml:space="preserve"> để thực hiện 4 bước:</w:t>
+        <w:t>Hệ thống sử dụng RAG/GraphRAG kết hợp kiến trúc Multi-Agent để thực hiện 4 bước:</w:t>
       </w:r>
     </w:p>
     <w:p>
@@ -1118,13 +1110,8 @@
             <w:tcW w:w="3117" w:type="dxa"/>
           </w:tcPr>
           <w:p>
-            <w:proofErr w:type="gramStart"/>
-            <w:r>
-              <w:t>chunks.json</w:t>
-            </w:r>
-            <w:proofErr w:type="gramEnd"/>
-            <w:r>
-              <w:t xml:space="preserve"> có cấu trúc</w:t>
+            <w:r>
+              <w:t>chunks.json có cấu trúc</w:t>
             </w:r>
           </w:p>
         </w:tc>
@@ -1508,15 +1495,7 @@
     </w:p>
     <w:p>
       <w:r>
-        <w:t xml:space="preserve">- Giai đoạn hiện tại chỉ làm Hybrid RAG, chưa làm GraphRAG hay </w:t>
-      </w:r>
-      <w:proofErr w:type="gramStart"/>
-      <w:r>
-        <w:t>Multi-Agent</w:t>
-      </w:r>
-      <w:proofErr w:type="gramEnd"/>
-      <w:r>
-        <w:t>.</w:t>
+        <w:t>- Giai đoạn hiện tại chỉ làm Hybrid RAG, chưa làm GraphRAG hay Multi-Agent.</w:t>
       </w:r>
     </w:p>
     <w:p/>
@@ -1936,15 +1915,7 @@
     </w:p>
     <w:p>
       <w:r>
-        <w:t>- `</w:t>
-      </w:r>
-      <w:proofErr w:type="gramStart"/>
-      <w:r>
-        <w:t>manifest.json</w:t>
-      </w:r>
-      <w:proofErr w:type="gramEnd"/>
-      <w:r>
-        <w:t>` chứa danh sách các văn bản đã xử lý.</w:t>
+        <w:t>- `manifest.json` chứa danh sách các văn bản đã xử lý.</w:t>
       </w:r>
     </w:p>
     <w:p>
@@ -1954,15 +1925,7 @@
     </w:p>
     <w:p>
       <w:r>
-        <w:t>- Các file `</w:t>
-      </w:r>
-      <w:proofErr w:type="gramStart"/>
-      <w:r>
-        <w:t>*.stats</w:t>
-      </w:r>
-      <w:proofErr w:type="gramEnd"/>
-      <w:r>
-        <w:t>.json` chỉ dùng để đối chiếu thống kê nếu cần.</w:t>
+        <w:t>- Các file `*.stats.json` chỉ dùng để đối chiếu thống kê nếu cần.</w:t>
       </w:r>
     </w:p>
     <w:p/>
@@ -1973,15 +1936,7 @@
     </w:p>
     <w:p>
       <w:r>
-        <w:t>- Đọc danh sách tài liệu từ `</w:t>
-      </w:r>
-      <w:proofErr w:type="gramStart"/>
-      <w:r>
-        <w:t>manifest.json</w:t>
-      </w:r>
-      <w:proofErr w:type="gramEnd"/>
-      <w:r>
-        <w:t>`, sau đó đọc nội dung tương ứng từ các file `.txt`.</w:t>
+        <w:t>- Đọc danh sách tài liệu từ `manifest.json`, sau đó đọc nội dung tương ứng từ các file `.txt`.</w:t>
       </w:r>
     </w:p>
     <w:p>
@@ -2833,6 +2788,9 @@
         <w:lastRenderedPageBreak/>
         <w:t>Prompt 5.2:</w:t>
       </w:r>
+      <w:r>
+        <w:t xml:space="preserve"> sửa legal_parser.py</w:t>
+      </w:r>
     </w:p>
     <w:p>
       <w:r>
@@ -2873,6 +2831,710 @@
       <w:r>
         <w:t>- Báo cáo số Mục trước và sau khi sửa.</w:t>
       </w:r>
+    </w:p>
+    <w:p>
+      <w:pPr>
+        <w:jc w:val="center"/>
+      </w:pPr>
+      <w:r>
+        <w:drawing>
+          <wp:inline distT="0" distB="0" distL="0" distR="0" wp14:anchorId="767EFFB6" wp14:editId="0124D47E">
+            <wp:extent cx="5006774" cy="4061812"/>
+            <wp:effectExtent l="0" t="0" r="3810" b="0"/>
+            <wp:docPr id="1312533884" name="Picture 1"/>
+            <wp:cNvGraphicFramePr>
+              <a:graphicFrameLocks xmlns:a="http://schemas.openxmlformats.org/drawingml/2006/main" noChangeAspect="1"/>
+            </wp:cNvGraphicFramePr>
+            <a:graphic xmlns:a="http://schemas.openxmlformats.org/drawingml/2006/main">
+              <a:graphicData uri="http://schemas.openxmlformats.org/drawingml/2006/picture">
+                <pic:pic xmlns:pic="http://schemas.openxmlformats.org/drawingml/2006/picture">
+                  <pic:nvPicPr>
+                    <pic:cNvPr id="1312533884" name=""/>
+                    <pic:cNvPicPr/>
+                  </pic:nvPicPr>
+                  <pic:blipFill>
+                    <a:blip r:embed="rId9"/>
+                    <a:stretch>
+                      <a:fillRect/>
+                    </a:stretch>
+                  </pic:blipFill>
+                  <pic:spPr>
+                    <a:xfrm>
+                      <a:off x="0" y="0"/>
+                      <a:ext cx="5006774" cy="4061812"/>
+                    </a:xfrm>
+                    <a:prstGeom prst="rect">
+                      <a:avLst/>
+                    </a:prstGeom>
+                  </pic:spPr>
+                </pic:pic>
+              </a:graphicData>
+            </a:graphic>
+          </wp:inline>
+        </w:drawing>
+      </w:r>
+    </w:p>
+    <w:p>
+      <w:pPr>
+        <w:pStyle w:val="Heading2"/>
+      </w:pPr>
+      <w:r>
+        <w:lastRenderedPageBreak/>
+        <w:t xml:space="preserve">Prompt 6: </w:t>
+      </w:r>
+      <w:r>
+        <w:t>Tách requirements.txt</w:t>
+      </w:r>
+    </w:p>
+    <w:p>
+      <w:r>
+        <w:drawing>
+          <wp:inline distT="0" distB="0" distL="0" distR="0" wp14:anchorId="62A6D54B" wp14:editId="35519861">
+            <wp:extent cx="5044877" cy="4846740"/>
+            <wp:effectExtent l="0" t="0" r="3810" b="0"/>
+            <wp:docPr id="1637695463" name="Picture 1"/>
+            <wp:cNvGraphicFramePr>
+              <a:graphicFrameLocks xmlns:a="http://schemas.openxmlformats.org/drawingml/2006/main" noChangeAspect="1"/>
+            </wp:cNvGraphicFramePr>
+            <a:graphic xmlns:a="http://schemas.openxmlformats.org/drawingml/2006/main">
+              <a:graphicData uri="http://schemas.openxmlformats.org/drawingml/2006/picture">
+                <pic:pic xmlns:pic="http://schemas.openxmlformats.org/drawingml/2006/picture">
+                  <pic:nvPicPr>
+                    <pic:cNvPr id="1637695463" name=""/>
+                    <pic:cNvPicPr/>
+                  </pic:nvPicPr>
+                  <pic:blipFill>
+                    <a:blip r:embed="rId10"/>
+                    <a:stretch>
+                      <a:fillRect/>
+                    </a:stretch>
+                  </pic:blipFill>
+                  <pic:spPr>
+                    <a:xfrm>
+                      <a:off x="0" y="0"/>
+                      <a:ext cx="5044877" cy="4846740"/>
+                    </a:xfrm>
+                    <a:prstGeom prst="rect">
+                      <a:avLst/>
+                    </a:prstGeom>
+                  </pic:spPr>
+                </pic:pic>
+              </a:graphicData>
+            </a:graphic>
+          </wp:inline>
+        </w:drawing>
+      </w:r>
+    </w:p>
+    <w:p>
+      <w:r>
+        <w:t>Prompt 7: Milestone 3</w:t>
+      </w:r>
+    </w:p>
+    <w:p/>
+    <w:p>
+      <w:pPr>
+        <w:jc w:val="left"/>
+      </w:pPr>
+    </w:p>
+    <w:p>
+      <w:pPr>
+        <w:jc w:val="center"/>
+      </w:pPr>
+    </w:p>
+    <w:p>
+      <w:pPr>
+        <w:jc w:val="center"/>
+      </w:pPr>
+    </w:p>
+    <w:p>
+      <w:pPr>
+        <w:jc w:val="center"/>
+      </w:pPr>
+    </w:p>
+    <w:tbl>
+      <w:tblPr>
+        <w:tblStyle w:val="TableGrid"/>
+        <w:tblW w:w="0" w:type="auto"/>
+        <w:tblLook w:val="04A0" w:firstRow="1" w:lastRow="0" w:firstColumn="1" w:lastColumn="0" w:noHBand="0" w:noVBand="1"/>
+      </w:tblPr>
+      <w:tblGrid>
+        <w:gridCol w:w="2405"/>
+        <w:gridCol w:w="1134"/>
+        <w:gridCol w:w="851"/>
+        <w:gridCol w:w="1134"/>
+        <w:gridCol w:w="992"/>
+        <w:gridCol w:w="1134"/>
+        <w:gridCol w:w="1559"/>
+      </w:tblGrid>
+      <w:tr>
+        <w:tc>
+          <w:tcPr>
+            <w:tcW w:w="2405" w:type="dxa"/>
+          </w:tcPr>
+          <w:p>
+            <w:pPr>
+              <w:jc w:val="center"/>
+            </w:pPr>
+            <w:r>
+              <w:t>Văn bản</w:t>
+            </w:r>
+          </w:p>
+        </w:tc>
+        <w:tc>
+          <w:tcPr>
+            <w:tcW w:w="1134" w:type="dxa"/>
+          </w:tcPr>
+          <w:p>
+            <w:pPr>
+              <w:jc w:val="center"/>
+            </w:pPr>
+            <w:r>
+              <w:t>Chương</w:t>
+            </w:r>
+          </w:p>
+        </w:tc>
+        <w:tc>
+          <w:tcPr>
+            <w:tcW w:w="851" w:type="dxa"/>
+          </w:tcPr>
+          <w:p>
+            <w:pPr>
+              <w:jc w:val="center"/>
+            </w:pPr>
+            <w:r>
+              <w:t>Mục</w:t>
+            </w:r>
+          </w:p>
+        </w:tc>
+        <w:tc>
+          <w:tcPr>
+            <w:tcW w:w="1134" w:type="dxa"/>
+          </w:tcPr>
+          <w:p>
+            <w:pPr>
+              <w:jc w:val="center"/>
+            </w:pPr>
+            <w:r>
+              <w:t>Điều</w:t>
+            </w:r>
+          </w:p>
+        </w:tc>
+        <w:tc>
+          <w:tcPr>
+            <w:tcW w:w="992" w:type="dxa"/>
+          </w:tcPr>
+          <w:p>
+            <w:pPr>
+              <w:jc w:val="center"/>
+            </w:pPr>
+            <w:r>
+              <w:t>Khoản</w:t>
+            </w:r>
+          </w:p>
+        </w:tc>
+        <w:tc>
+          <w:tcPr>
+            <w:tcW w:w="1134" w:type="dxa"/>
+          </w:tcPr>
+          <w:p>
+            <w:pPr>
+              <w:jc w:val="center"/>
+            </w:pPr>
+            <w:r>
+              <w:t>Điểm</w:t>
+            </w:r>
+          </w:p>
+        </w:tc>
+        <w:tc>
+          <w:tcPr>
+            <w:tcW w:w="1559" w:type="dxa"/>
+          </w:tcPr>
+          <w:p>
+            <w:pPr>
+              <w:jc w:val="center"/>
+            </w:pPr>
+            <w:r>
+              <w:t>Chunk</w:t>
+            </w:r>
+          </w:p>
+        </w:tc>
+      </w:tr>
+      <w:tr>
+        <w:tc>
+          <w:tcPr>
+            <w:tcW w:w="2405" w:type="dxa"/>
+          </w:tcPr>
+          <w:p>
+            <w:pPr>
+              <w:jc w:val="center"/>
+            </w:pPr>
+            <w:r>
+              <w:t>Luật 31/2024/QH15</w:t>
+            </w:r>
+          </w:p>
+        </w:tc>
+        <w:tc>
+          <w:tcPr>
+            <w:tcW w:w="1134" w:type="dxa"/>
+          </w:tcPr>
+          <w:p>
+            <w:pPr>
+              <w:jc w:val="center"/>
+            </w:pPr>
+            <w:r>
+              <w:t>16</w:t>
+            </w:r>
+          </w:p>
+        </w:tc>
+        <w:tc>
+          <w:tcPr>
+            <w:tcW w:w="851" w:type="dxa"/>
+          </w:tcPr>
+          <w:p>
+            <w:pPr>
+              <w:jc w:val="center"/>
+            </w:pPr>
+            <w:r>
+              <w:t>28</w:t>
+            </w:r>
+          </w:p>
+        </w:tc>
+        <w:tc>
+          <w:tcPr>
+            <w:tcW w:w="1134" w:type="dxa"/>
+          </w:tcPr>
+          <w:p>
+            <w:pPr>
+              <w:jc w:val="center"/>
+            </w:pPr>
+            <w:r>
+              <w:t>260</w:t>
+            </w:r>
+          </w:p>
+        </w:tc>
+        <w:tc>
+          <w:tcPr>
+            <w:tcW w:w="992" w:type="dxa"/>
+          </w:tcPr>
+          <w:p>
+            <w:pPr>
+              <w:jc w:val="center"/>
+            </w:pPr>
+            <w:r>
+              <w:t>1.244</w:t>
+            </w:r>
+          </w:p>
+        </w:tc>
+        <w:tc>
+          <w:tcPr>
+            <w:tcW w:w="1134" w:type="dxa"/>
+          </w:tcPr>
+          <w:p>
+            <w:pPr>
+              <w:jc w:val="center"/>
+            </w:pPr>
+            <w:r>
+              <w:t>1.090</w:t>
+            </w:r>
+          </w:p>
+        </w:tc>
+        <w:tc>
+          <w:tcPr>
+            <w:tcW w:w="1559" w:type="dxa"/>
+          </w:tcPr>
+          <w:p>
+            <w:pPr>
+              <w:jc w:val="center"/>
+            </w:pPr>
+            <w:r>
+              <w:t>573</w:t>
+            </w:r>
+          </w:p>
+        </w:tc>
+      </w:tr>
+      <w:tr>
+        <w:tc>
+          <w:tcPr>
+            <w:tcW w:w="2405" w:type="dxa"/>
+          </w:tcPr>
+          <w:p>
+            <w:pPr>
+              <w:jc w:val="center"/>
+            </w:pPr>
+            <w:r>
+              <w:t>Luật 43/2024/QH15</w:t>
+            </w:r>
+          </w:p>
+        </w:tc>
+        <w:tc>
+          <w:tcPr>
+            <w:tcW w:w="1134" w:type="dxa"/>
+          </w:tcPr>
+          <w:p>
+            <w:pPr>
+              <w:jc w:val="center"/>
+            </w:pPr>
+            <w:r>
+              <w:t>0</w:t>
+            </w:r>
+          </w:p>
+        </w:tc>
+        <w:tc>
+          <w:tcPr>
+            <w:tcW w:w="851" w:type="dxa"/>
+          </w:tcPr>
+          <w:p>
+            <w:pPr>
+              <w:jc w:val="center"/>
+            </w:pPr>
+            <w:r>
+              <w:t>0</w:t>
+            </w:r>
+          </w:p>
+        </w:tc>
+        <w:tc>
+          <w:tcPr>
+            <w:tcW w:w="1134" w:type="dxa"/>
+          </w:tcPr>
+          <w:p>
+            <w:pPr>
+              <w:jc w:val="center"/>
+            </w:pPr>
+            <w:r>
+              <w:t>5</w:t>
+            </w:r>
+          </w:p>
+        </w:tc>
+        <w:tc>
+          <w:tcPr>
+            <w:tcW w:w="992" w:type="dxa"/>
+          </w:tcPr>
+          <w:p>
+            <w:pPr>
+              <w:jc w:val="center"/>
+            </w:pPr>
+            <w:r>
+              <w:t>4</w:t>
+            </w:r>
+          </w:p>
+        </w:tc>
+        <w:tc>
+          <w:tcPr>
+            <w:tcW w:w="1134" w:type="dxa"/>
+          </w:tcPr>
+          <w:p>
+            <w:pPr>
+              <w:jc w:val="center"/>
+            </w:pPr>
+            <w:r>
+              <w:t>0</w:t>
+            </w:r>
+          </w:p>
+        </w:tc>
+        <w:tc>
+          <w:tcPr>
+            <w:tcW w:w="1559" w:type="dxa"/>
+          </w:tcPr>
+          <w:p>
+            <w:pPr>
+              <w:jc w:val="center"/>
+            </w:pPr>
+            <w:r>
+              <w:t>5</w:t>
+            </w:r>
+          </w:p>
+        </w:tc>
+      </w:tr>
+      <w:tr>
+        <w:tc>
+          <w:tcPr>
+            <w:tcW w:w="2405" w:type="dxa"/>
+          </w:tcPr>
+          <w:p>
+            <w:pPr>
+              <w:jc w:val="center"/>
+            </w:pPr>
+            <w:r>
+              <w:t>Luật 45/2013/QH13</w:t>
+            </w:r>
+          </w:p>
+        </w:tc>
+        <w:tc>
+          <w:tcPr>
+            <w:tcW w:w="1134" w:type="dxa"/>
+          </w:tcPr>
+          <w:p>
+            <w:pPr>
+              <w:jc w:val="center"/>
+            </w:pPr>
+            <w:r>
+              <w:t>14</w:t>
+            </w:r>
+          </w:p>
+        </w:tc>
+        <w:tc>
+          <w:tcPr>
+            <w:tcW w:w="851" w:type="dxa"/>
+          </w:tcPr>
+          <w:p>
+            <w:pPr>
+              <w:jc w:val="center"/>
+            </w:pPr>
+            <w:r>
+              <w:t>23</w:t>
+            </w:r>
+          </w:p>
+        </w:tc>
+        <w:tc>
+          <w:tcPr>
+            <w:tcW w:w="1134" w:type="dxa"/>
+          </w:tcPr>
+          <w:p>
+            <w:pPr>
+              <w:jc w:val="center"/>
+            </w:pPr>
+            <w:r>
+              <w:t>212</w:t>
+            </w:r>
+          </w:p>
+        </w:tc>
+        <w:tc>
+          <w:tcPr>
+            <w:tcW w:w="992" w:type="dxa"/>
+          </w:tcPr>
+          <w:p>
+            <w:pPr>
+              <w:jc w:val="center"/>
+            </w:pPr>
+            <w:r>
+              <w:t>782</w:t>
+            </w:r>
+          </w:p>
+        </w:tc>
+        <w:tc>
+          <w:tcPr>
+            <w:tcW w:w="1134" w:type="dxa"/>
+          </w:tcPr>
+          <w:p>
+            <w:pPr>
+              <w:jc w:val="center"/>
+            </w:pPr>
+            <w:r>
+              <w:t>609</w:t>
+            </w:r>
+          </w:p>
+        </w:tc>
+        <w:tc>
+          <w:tcPr>
+            <w:tcW w:w="1559" w:type="dxa"/>
+          </w:tcPr>
+          <w:p>
+            <w:pPr>
+              <w:jc w:val="center"/>
+            </w:pPr>
+            <w:r>
+              <w:t>299</w:t>
+            </w:r>
+          </w:p>
+        </w:tc>
+      </w:tr>
+      <w:tr>
+        <w:tc>
+          <w:tcPr>
+            <w:tcW w:w="2405" w:type="dxa"/>
+          </w:tcPr>
+          <w:p>
+            <w:pPr>
+              <w:jc w:val="center"/>
+            </w:pPr>
+            <w:r>
+              <w:lastRenderedPageBreak/>
+              <w:t>Nghị quyết 254/2025/QH15</w:t>
+            </w:r>
+          </w:p>
+        </w:tc>
+        <w:tc>
+          <w:tcPr>
+            <w:tcW w:w="1134" w:type="dxa"/>
+          </w:tcPr>
+          <w:p>
+            <w:pPr>
+              <w:jc w:val="center"/>
+            </w:pPr>
+            <w:r>
+              <w:t>3</w:t>
+            </w:r>
+          </w:p>
+        </w:tc>
+        <w:tc>
+          <w:tcPr>
+            <w:tcW w:w="851" w:type="dxa"/>
+          </w:tcPr>
+          <w:p>
+            <w:pPr>
+              <w:jc w:val="center"/>
+            </w:pPr>
+            <w:r>
+              <w:t>0</w:t>
+            </w:r>
+          </w:p>
+        </w:tc>
+        <w:tc>
+          <w:tcPr>
+            <w:tcW w:w="1134" w:type="dxa"/>
+          </w:tcPr>
+          <w:p>
+            <w:pPr>
+              <w:jc w:val="center"/>
+            </w:pPr>
+            <w:r>
+              <w:t>13</w:t>
+            </w:r>
+          </w:p>
+        </w:tc>
+        <w:tc>
+          <w:tcPr>
+            <w:tcW w:w="992" w:type="dxa"/>
+          </w:tcPr>
+          <w:p>
+            <w:pPr>
+              <w:jc w:val="center"/>
+            </w:pPr>
+            <w:r>
+              <w:t>66</w:t>
+            </w:r>
+          </w:p>
+        </w:tc>
+        <w:tc>
+          <w:tcPr>
+            <w:tcW w:w="1134" w:type="dxa"/>
+          </w:tcPr>
+          <w:p>
+            <w:pPr>
+              <w:jc w:val="center"/>
+            </w:pPr>
+            <w:r>
+              <w:t>73</w:t>
+            </w:r>
+          </w:p>
+        </w:tc>
+        <w:tc>
+          <w:tcPr>
+            <w:tcW w:w="1559" w:type="dxa"/>
+          </w:tcPr>
+          <w:p>
+            <w:pPr>
+              <w:jc w:val="center"/>
+            </w:pPr>
+            <w:r>
+              <w:t>44</w:t>
+            </w:r>
+          </w:p>
+        </w:tc>
+      </w:tr>
+      <w:tr>
+        <w:tc>
+          <w:tcPr>
+            <w:tcW w:w="2405" w:type="dxa"/>
+          </w:tcPr>
+          <w:p>
+            <w:pPr>
+              <w:jc w:val="center"/>
+            </w:pPr>
+            <w:r>
+              <w:t>Tổng cộng</w:t>
+            </w:r>
+          </w:p>
+        </w:tc>
+        <w:tc>
+          <w:tcPr>
+            <w:tcW w:w="1134" w:type="dxa"/>
+          </w:tcPr>
+          <w:p>
+            <w:pPr>
+              <w:jc w:val="center"/>
+            </w:pPr>
+            <w:r>
+              <w:t>33</w:t>
+            </w:r>
+          </w:p>
+        </w:tc>
+        <w:tc>
+          <w:tcPr>
+            <w:tcW w:w="851" w:type="dxa"/>
+          </w:tcPr>
+          <w:p>
+            <w:pPr>
+              <w:jc w:val="center"/>
+            </w:pPr>
+            <w:r>
+              <w:t>51</w:t>
+            </w:r>
+          </w:p>
+        </w:tc>
+        <w:tc>
+          <w:tcPr>
+            <w:tcW w:w="1134" w:type="dxa"/>
+          </w:tcPr>
+          <w:p>
+            <w:pPr>
+              <w:jc w:val="center"/>
+            </w:pPr>
+            <w:r>
+              <w:t>490</w:t>
+            </w:r>
+          </w:p>
+        </w:tc>
+        <w:tc>
+          <w:tcPr>
+            <w:tcW w:w="992" w:type="dxa"/>
+          </w:tcPr>
+          <w:p>
+            <w:pPr>
+              <w:jc w:val="center"/>
+            </w:pPr>
+            <w:r>
+              <w:t>2.096</w:t>
+            </w:r>
+          </w:p>
+        </w:tc>
+        <w:tc>
+          <w:tcPr>
+            <w:tcW w:w="1134" w:type="dxa"/>
+          </w:tcPr>
+          <w:p>
+            <w:pPr>
+              <w:jc w:val="center"/>
+            </w:pPr>
+            <w:r>
+              <w:t>1.772</w:t>
+            </w:r>
+          </w:p>
+        </w:tc>
+        <w:tc>
+          <w:tcPr>
+            <w:tcW w:w="1559" w:type="dxa"/>
+          </w:tcPr>
+          <w:p>
+            <w:pPr>
+              <w:jc w:val="center"/>
+            </w:pPr>
+            <w:r>
+              <w:t>921</w:t>
+            </w:r>
+          </w:p>
+        </w:tc>
+      </w:tr>
+    </w:tbl>
+    <w:p>
+      <w:pPr>
+        <w:jc w:val="center"/>
+      </w:pPr>
+    </w:p>
+    <w:p>
+      <w:pPr>
+        <w:jc w:val="center"/>
+      </w:pPr>
     </w:p>
     <w:p/>
     <w:sectPr>

--- a/Specification.docx
+++ b/Specification.docx
@@ -2,6 +2,213 @@
 <file path=word/document.xml><?xml version="1.0" encoding="utf-8"?>
 <w:document xmlns:wpc="http://schemas.microsoft.com/office/word/2010/wordprocessingCanvas" xmlns:cx="http://schemas.microsoft.com/office/drawing/2014/chartex" xmlns:cx1="http://schemas.microsoft.com/office/drawing/2015/9/8/chartex" xmlns:cx2="http://schemas.microsoft.com/office/drawing/2015/10/21/chartex" xmlns:cx3="http://schemas.microsoft.com/office/drawing/2016/5/9/chartex" xmlns:cx4="http://schemas.microsoft.com/office/drawing/2016/5/10/chartex" xmlns:cx5="http://schemas.microsoft.com/office/drawing/2016/5/11/chartex" xmlns:cx6="http://schemas.microsoft.com/office/drawing/2016/5/12/chartex" xmlns:cx7="http://schemas.microsoft.com/office/drawing/2016/5/13/chartex" xmlns:cx8="http://schemas.microsoft.com/office/drawing/2016/5/14/chartex" xmlns:mc="http://schemas.openxmlformats.org/markup-compatibility/2006" xmlns:aink="http://schemas.microsoft.com/office/drawing/2016/ink" xmlns:am3d="http://schemas.microsoft.com/office/drawing/2017/model3d" xmlns:o="urn:schemas-microsoft-com:office:office" xmlns:oel="http://schemas.microsoft.com/office/2019/extlst" xmlns:r="http://schemas.openxmlformats.org/officeDocument/2006/relationships" xmlns:m="http://schemas.openxmlformats.org/officeDocument/2006/math" xmlns:v="urn:schemas-microsoft-com:vml" xmlns:wp14="http://schemas.microsoft.com/office/word/2010/wordprocessingDrawing" xmlns:wp="http://schemas.openxmlformats.org/drawingml/2006/wordprocessingDrawing" xmlns:w10="urn:schemas-microsoft-com:office:word" xmlns:w="http://schemas.openxmlformats.org/wordprocessingml/2006/main" xmlns:w14="http://schemas.microsoft.com/office/word/2010/wordml" xmlns:w15="http://schemas.microsoft.com/office/word/2012/wordml" xmlns:w16cex="http://schemas.microsoft.com/office/word/2018/wordml/cex" xmlns:w16cid="http://schemas.microsoft.com/office/word/2016/wordml/cid" xmlns:w16="http://schemas.microsoft.com/office/word/2018/wordml" xmlns:w16du="http://schemas.microsoft.com/office/word/2023/wordml/word16du" xmlns:w16sdtdh="http://schemas.microsoft.com/office/word/2020/wordml/sdtdatahash" xmlns:w16sdtfl="http://schemas.microsoft.com/office/word/2024/wordml/sdtformatlock" xmlns:w16se="http://schemas.microsoft.com/office/word/2015/wordml/symex" xmlns:wpg="http://schemas.microsoft.com/office/word/2010/wordprocessingGroup" xmlns:wpi="http://schemas.microsoft.com/office/word/2010/wordprocessingInk" xmlns:wne="http://schemas.microsoft.com/office/word/2006/wordml" xmlns:wps="http://schemas.microsoft.com/office/word/2010/wordprocessingShape" mc:Ignorable="w14 w15 w16se w16cid w16 w16cex w16sdtdh w16sdtfl w16du wp14">
   <w:body>
+    <w:p>
+      <w:pPr>
+        <w:pStyle w:val="Heading1"/>
+      </w:pPr>
+      <w:r>
+        <w:t>Đề bài</w:t>
+      </w:r>
+    </w:p>
+    <w:p>
+      <w:pPr>
+        <w:rPr>
+          <w:b/>
+          <w:bCs/>
+        </w:rPr>
+      </w:pPr>
+      <w:r>
+        <w:rPr>
+          <w:b/>
+          <w:bCs/>
+        </w:rPr>
+        <w:t>Project 3. Hệ thống Đa tác tử (Multi-Agent RAG) Tra cứu, Đối chiếu và Kiểm tra Tính Nhất quán Luật Đất đai</w:t>
+      </w:r>
+    </w:p>
+    <w:p>
+      <w:r>
+        <w:t>(Tiếp tục từ Project Hỏi đáp và So sánh Luật Đất đai 2013-2024)</w:t>
+      </w:r>
+    </w:p>
+    <w:p>
+      <w:r>
+        <w:t>+ Mục tiêu: Nâng cấp từ RAG thông thường lên GraphRAG kết hợp Kiến trúc Đa tác tử (MultiAgent System) để không chỉ phản hồi câu hỏi đơn lẻ mà còn tự động phát hiện xung đột pháp lý, kiểm tra tính nhất quán và tư vấn giải quyết các tình huống tranh chấp đất đai phức tạp.</w:t>
+      </w:r>
+    </w:p>
+    <w:p>
+      <w:pPr>
+        <w:rPr>
+          <w:b/>
+          <w:bCs/>
+        </w:rPr>
+      </w:pPr>
+      <w:r>
+        <w:rPr>
+          <w:b/>
+          <w:bCs/>
+        </w:rPr>
+        <w:t>+ Thu thập tri thức:</w:t>
+      </w:r>
+    </w:p>
+    <w:p>
+      <w:r>
+        <w:t>• Cấu trúc hóa Luật Đất đai 2024, các Nghị định hướng dẫn thi hành và các bản án thực tế</w:t>
+      </w:r>
+    </w:p>
+    <w:p>
+      <w:r>
+        <w:t>liên quan.</w:t>
+      </w:r>
+    </w:p>
+    <w:p>
+      <w:r>
+        <w:t>• Xây dựng từ điển đồng nghĩa và phân cấp khái niệm pháp lý Việt Nam (Legal Ontology).</w:t>
+      </w:r>
+    </w:p>
+    <w:p>
+      <w:r>
+        <w:t>• Các dự liệu khác đã có trong đề tài trước.</w:t>
+      </w:r>
+    </w:p>
+    <w:p>
+      <w:r>
+        <w:rPr>
+          <w:b/>
+          <w:bCs/>
+        </w:rPr>
+        <w:t xml:space="preserve">+ Xây dựng mô hình biểu diễn tri thức: </w:t>
+      </w:r>
+      <w:r>
+        <w:t>Đề xuất mô hình biểu diễn cho tri thức của hệ thống. Tri thức của hệ thống sẽ bao gồm ít nhất các nội dung sau:</w:t>
+      </w:r>
+    </w:p>
+    <w:p>
+      <w:r>
+        <w:t>• Xây dựng Legal Knowledge Graph (LKG) chi tiết: Biểu diễn tường minh các mối quan</w:t>
+      </w:r>
+    </w:p>
+    <w:p>
+      <w:r>
+        <w:t>hệ: [Điều luật] -&gt; (ThayThế/SửaĐổi) -&gt; [Điều luật cũ], [Hành vi] -&gt; (ViPhạm) -&gt; [Điều</w:t>
+      </w:r>
+    </w:p>
+    <w:p>
+      <w:r>
+        <w:t>khoản].</w:t>
+      </w:r>
+    </w:p>
+    <w:p>
+      <w:r>
+        <w:t>• Ánh xạ tri thức pháp lý vào không gian vector phục vụ truy xuất ngữ nghĩa sâu.</w:t>
+      </w:r>
+    </w:p>
+    <w:p>
+      <w:pPr>
+        <w:rPr>
+          <w:b/>
+          <w:bCs/>
+        </w:rPr>
+      </w:pPr>
+      <w:r>
+        <w:rPr>
+          <w:b/>
+          <w:bCs/>
+        </w:rPr>
+        <w:t>+ Bài toán và các Thuật giải tương ứng:</w:t>
+      </w:r>
+    </w:p>
+    <w:p>
+      <w:r>
+        <w:t xml:space="preserve">• </w:t>
+      </w:r>
+      <w:r>
+        <w:rPr>
+          <w:i/>
+          <w:iCs/>
+        </w:rPr>
+        <w:t xml:space="preserve">Bài toán 1: </w:t>
+      </w:r>
+      <w:r>
+        <w:t>Định tuyến tác tử (Agent Routing): Thiết lập mạng lưới tác tử bao gồm:</w:t>
+      </w:r>
+    </w:p>
+    <w:p>
+      <w:r>
+        <w:t xml:space="preserve">Agent Phân tích tình </w:t>
+      </w:r>
+      <w:proofErr w:type="gramStart"/>
+      <w:r>
+        <w:t>huống ,</w:t>
+      </w:r>
+      <w:proofErr w:type="gramEnd"/>
+      <w:r>
+        <w:t xml:space="preserve"> Agent Truy xuất Đồ thị (Graph Retriever</w:t>
+      </w:r>
+      <w:proofErr w:type="gramStart"/>
+      <w:r>
+        <w:t>) ,</w:t>
+      </w:r>
+      <w:proofErr w:type="gramEnd"/>
+      <w:r>
+        <w:t xml:space="preserve"> Agent Đối chiếu</w:t>
+      </w:r>
+    </w:p>
+    <w:p>
+      <w:r>
+        <w:t>lịch sử luật, và Agent Phản biện pháp lý (Legal Critic).</w:t>
+      </w:r>
+    </w:p>
+    <w:p>
+      <w:r>
+        <w:t xml:space="preserve">• </w:t>
+      </w:r>
+      <w:r>
+        <w:rPr>
+          <w:i/>
+          <w:iCs/>
+        </w:rPr>
+        <w:t xml:space="preserve">Bài toán 2: </w:t>
+      </w:r>
+      <w:r>
+        <w:t>Suy luận kiểm tra tính nhất quán (Consistency Checking) dựa trên các ràng</w:t>
+      </w:r>
+    </w:p>
+    <w:p>
+      <w:r>
+        <w:t>buộc logic của đồ thị để phát hiện các kẽ hở hoặc điểm thay đổi cốt lõi giữa hai dòng luật.</w:t>
+      </w:r>
+    </w:p>
+    <w:p>
+      <w:pPr>
+        <w:rPr>
+          <w:b/>
+          <w:bCs/>
+        </w:rPr>
+      </w:pPr>
+      <w:r>
+        <w:rPr>
+          <w:b/>
+          <w:bCs/>
+        </w:rPr>
+        <w:t>Yêu cầu sản phẩm</w:t>
+      </w:r>
+    </w:p>
+    <w:p>
+      <w:r>
+        <w:lastRenderedPageBreak/>
+        <w:t>• Demo hỏi đáp.</w:t>
+      </w:r>
+    </w:p>
+    <w:p>
+      <w:r>
+        <w:t>• Hệ thống trả lời kèm trích dẫn cụ thể.</w:t>
+      </w:r>
+    </w:p>
+    <w:p>
+      <w:r>
+        <w:t xml:space="preserve">• Báo cáo so sánh hiệu quả giữa các LLMs về luật và Hệ thống xây dựng. </w:t>
+      </w:r>
+    </w:p>
     <w:p>
       <w:pPr>
         <w:pStyle w:val="Heading1"/>
@@ -116,7 +323,15 @@
         <w:t xml:space="preserve"> </w:t>
       </w:r>
       <w:r>
-        <w:t>Hệ thống sử dụng RAG/GraphRAG kết hợp kiến trúc Multi-Agent để thực hiện 4 bước:</w:t>
+        <w:t xml:space="preserve">Hệ thống sử dụng RAG/GraphRAG kết hợp kiến trúc </w:t>
+      </w:r>
+      <w:proofErr w:type="gramStart"/>
+      <w:r>
+        <w:t>Multi-Agent</w:t>
+      </w:r>
+      <w:proofErr w:type="gramEnd"/>
+      <w:r>
+        <w:t xml:space="preserve"> để thực hiện 4 bước:</w:t>
       </w:r>
     </w:p>
     <w:p>
@@ -341,6 +556,7 @@
               <w:jc w:val="center"/>
             </w:pPr>
             <w:r>
+              <w:lastRenderedPageBreak/>
               <w:t>2</w:t>
             </w:r>
           </w:p>
@@ -475,7 +691,6 @@
               <w:jc w:val="center"/>
             </w:pPr>
             <w:r>
-              <w:lastRenderedPageBreak/>
               <w:t>3</w:t>
             </w:r>
           </w:p>
@@ -830,13 +1045,7 @@
               <w:rPr>
                 <w:color w:val="EE0000"/>
               </w:rPr>
-              <w:t xml:space="preserve">Tập trung vào </w:t>
-            </w:r>
-            <w:r>
-              <w:rPr>
-                <w:color w:val="EE0000"/>
-              </w:rPr>
-              <w:t>Recall@K, độ chính xác citation, groundedness/correctness và khả năng tìm đúng quy định của từng phiên bản.</w:t>
+              <w:t>Tập trung vào Recall@K, độ chính xác citation, groundedness/correctness và khả năng tìm đúng quy định của từng phiên bản.</w:t>
             </w:r>
           </w:p>
         </w:tc>
@@ -892,11 +1101,15 @@
         <w:pStyle w:val="Heading1"/>
       </w:pPr>
       <w:r>
+        <w:lastRenderedPageBreak/>
         <w:t>Kiến trúc hệ thống</w:t>
       </w:r>
     </w:p>
     <w:p>
       <w:r>
+        <w:rPr>
+          <w:noProof/>
+        </w:rPr>
         <w:drawing>
           <wp:inline distT="0" distB="0" distL="0" distR="0" wp14:anchorId="4886BD15" wp14:editId="79B32569">
             <wp:extent cx="5943600" cy="3344545"/>
@@ -949,7 +1162,9 @@
     </w:p>
     <w:p>
       <w:r>
-        <w:lastRenderedPageBreak/>
+        <w:rPr>
+          <w:noProof/>
+        </w:rPr>
         <w:drawing>
           <wp:inline distT="0" distB="0" distL="0" distR="0" wp14:anchorId="3406354A" wp14:editId="0BDB1A5B">
             <wp:extent cx="5943600" cy="2634615"/>
@@ -1059,6 +1274,7 @@
           </w:tcPr>
           <w:p>
             <w:r>
+              <w:lastRenderedPageBreak/>
               <w:t>M1. Chuẩn hóa dữ liệu luật</w:t>
             </w:r>
           </w:p>
@@ -1110,8 +1326,13 @@
             <w:tcW w:w="3117" w:type="dxa"/>
           </w:tcPr>
           <w:p>
-            <w:r>
-              <w:t>chunks.json có cấu trúc</w:t>
+            <w:proofErr w:type="gramStart"/>
+            <w:r>
+              <w:t>chunks.json</w:t>
+            </w:r>
+            <w:proofErr w:type="gramEnd"/>
+            <w:r>
+              <w:t xml:space="preserve"> có cấu trúc</w:t>
             </w:r>
           </w:p>
         </w:tc>
@@ -1293,11 +1514,7 @@
           </w:tcPr>
           <w:p>
             <w:r>
-              <w:t xml:space="preserve">Tạo bộ câu hỏi test; đo Recall@K, citation </w:t>
-            </w:r>
-            <w:r>
-              <w:lastRenderedPageBreak/>
-              <w:t>accuracy, correctness, latency</w:t>
+              <w:t>Tạo bộ câu hỏi test; đo Recall@K, citation accuracy, correctness, latency</w:t>
             </w:r>
           </w:p>
         </w:tc>
@@ -1307,7 +1524,6 @@
           </w:tcPr>
           <w:p>
             <w:r>
-              <w:lastRenderedPageBreak/>
               <w:t>Bảng đánh giá hệ thống</w:t>
             </w:r>
           </w:p>
@@ -1416,6 +1632,7 @@
     </w:p>
     <w:p>
       <w:r>
+        <w:lastRenderedPageBreak/>
         <w:t>- Trích dẫn đúng Luật – Điều – Khoản.</w:t>
       </w:r>
     </w:p>
@@ -1463,66 +1680,77 @@
     </w:p>
     <w:p>
       <w:r>
+        <w:t>DOCX → parse cấu trúc Chương/Mục/Điều/Khoản/Điểm → adaptive chunking + metadata → BM25 index + vector embeddings/FAISS → Hybrid Retrieval → fusion/reranking → prompt construction → local LLM → câu trả lời có trích dẫn.</w:t>
+      </w:r>
+    </w:p>
+    <w:p/>
+    <w:p>
+      <w:r>
+        <w:t>Yêu cầu kỹ thuật:</w:t>
+      </w:r>
+    </w:p>
+    <w:p>
+      <w:r>
+        <w:t>- Phát triển chủ yếu trên Google Colab T4, không dùng API trả phí.</w:t>
+      </w:r>
+    </w:p>
+    <w:p>
+      <w:r>
+        <w:t>- Local LLM khoảng 7B/8B, quantization 4-bit.</w:t>
+      </w:r>
+    </w:p>
+    <w:p>
+      <w:r>
+        <w:t>- Ưu tiên code rõ ràng, modular, dễ chạy lại trên Colab.</w:t>
+      </w:r>
+    </w:p>
+    <w:p>
+      <w:r>
+        <w:t>- Lưu dữ liệu processed và indexes trên Google Drive.</w:t>
+      </w:r>
+    </w:p>
+    <w:p>
+      <w:r>
+        <w:t xml:space="preserve">- Giai đoạn hiện tại chỉ làm Hybrid RAG, chưa làm GraphRAG hay </w:t>
+      </w:r>
+      <w:proofErr w:type="gramStart"/>
+      <w:r>
+        <w:t>Multi-Agent</w:t>
+      </w:r>
+      <w:proofErr w:type="gramEnd"/>
+      <w:r>
+        <w:t>.</w:t>
+      </w:r>
+    </w:p>
+    <w:p/>
+    <w:p>
+      <w:r>
+        <w:t>Hãy sử dụng bối cảnh này làm nền tảng cho các yêu cầu code tiếp theo.</w:t>
+      </w:r>
+    </w:p>
+    <w:p/>
+    <w:p>
+      <w:pPr>
+        <w:pStyle w:val="Heading2"/>
+      </w:pPr>
+      <w:r>
+        <w:t>Prompt 2:</w:t>
+      </w:r>
+      <w:r>
+        <w:t xml:space="preserve"> Tổ chức thư mục</w:t>
+      </w:r>
+    </w:p>
+    <w:p>
+      <w:r>
+        <w:t>Tổ chức cấu trúc thư mục cơ bản cho project này</w:t>
+      </w:r>
+    </w:p>
+    <w:p>
+      <w:r>
+        <w:rPr>
+          <w:noProof/>
+        </w:rPr>
         <w:lastRenderedPageBreak/>
-        <w:t>DOCX → parse cấu trúc Chương/Mục/Điều/Khoản/Điểm → adaptive chunking + metadata → BM25 index + vector embeddings/FAISS → Hybrid Retrieval → fusion/reranking → prompt construction → local LLM → câu trả lời có trích dẫn.</w:t>
-      </w:r>
-    </w:p>
-    <w:p/>
-    <w:p>
-      <w:r>
-        <w:t>Yêu cầu kỹ thuật:</w:t>
-      </w:r>
-    </w:p>
-    <w:p>
-      <w:r>
-        <w:t>- Phát triển chủ yếu trên Google Colab T4, không dùng API trả phí.</w:t>
-      </w:r>
-    </w:p>
-    <w:p>
-      <w:r>
-        <w:t>- Local LLM khoảng 7B/8B, quantization 4-bit.</w:t>
-      </w:r>
-    </w:p>
-    <w:p>
-      <w:r>
-        <w:t>- Ưu tiên code rõ ràng, modular, dễ chạy lại trên Colab.</w:t>
-      </w:r>
-    </w:p>
-    <w:p>
-      <w:r>
-        <w:t>- Lưu dữ liệu processed và indexes trên Google Drive.</w:t>
-      </w:r>
-    </w:p>
-    <w:p>
-      <w:r>
-        <w:t>- Giai đoạn hiện tại chỉ làm Hybrid RAG, chưa làm GraphRAG hay Multi-Agent.</w:t>
-      </w:r>
-    </w:p>
-    <w:p/>
-    <w:p>
-      <w:r>
-        <w:t>Hãy sử dụng bối cảnh này làm nền tảng cho các yêu cầu code tiếp theo.</w:t>
-      </w:r>
-    </w:p>
-    <w:p/>
-    <w:p>
-      <w:pPr>
-        <w:pStyle w:val="Heading2"/>
-      </w:pPr>
-      <w:r>
-        <w:t>Prompt 2:</w:t>
-      </w:r>
-      <w:r>
-        <w:t xml:space="preserve"> Tổ chức thư mục</w:t>
-      </w:r>
-    </w:p>
-    <w:p>
-      <w:r>
-        <w:t>Tổ chức cấu trúc thư mục cơ bản cho project này</w:t>
-      </w:r>
-    </w:p>
-    <w:p>
-      <w:r>
         <w:drawing>
           <wp:inline distT="0" distB="0" distL="0" distR="0" wp14:anchorId="2E85B4E0" wp14:editId="5A78CAA4">
             <wp:extent cx="3292125" cy="3025402"/>
@@ -1566,74 +1794,74 @@
         <w:pStyle w:val="Heading2"/>
       </w:pPr>
       <w:r>
+        <w:t>Prompt 3:</w:t>
+      </w:r>
+      <w:r>
+        <w:t xml:space="preserve"> Tạo milestone</w:t>
+      </w:r>
+    </w:p>
+    <w:p>
+      <w:r>
+        <w:t>Tạo file MILESTONE.md</w:t>
+      </w:r>
+    </w:p>
+    <w:p/>
+    <w:p>
+      <w:pPr>
+        <w:pStyle w:val="Heading2"/>
+      </w:pPr>
+      <w:r>
+        <w:t>Prompt 4: Tạo milestone 1</w:t>
+      </w:r>
+    </w:p>
+    <w:p>
+      <w:r>
+        <w:t>Milestone 1 – Chuẩn hóa dữ liệu luật</w:t>
+      </w:r>
+    </w:p>
+    <w:p>
+      <w:r>
+        <w:t>Hãy xây dựng bước tiền xử lý ban đầu cho project Hybrid RAG hỏi đáp Luật Đất đai.</w:t>
+      </w:r>
+    </w:p>
+    <w:p>
+      <w:r>
+        <w:t>Yêu cầu:</w:t>
+      </w:r>
+    </w:p>
+    <w:p>
+      <w:r>
+        <w:t>- Đọc 4 file DOCX trong `data/raw_doc/` bằng `python-docx`.</w:t>
+      </w:r>
+    </w:p>
+    <w:p>
+      <w:r>
+        <w:t>- Giữ nguyên file gốc, không chỉnh sửa trực tiếp.</w:t>
+      </w:r>
+    </w:p>
+    <w:p>
+      <w:r>
+        <w:t>- Trích xuất toàn bộ nội dung văn bản.</w:t>
+      </w:r>
+    </w:p>
+    <w:p>
+      <w:r>
+        <w:t>- Kiểm tra và xử lý các phần thừa nếu có như header/footer lặp, số trang, dòng trống hoặc text lặp.</w:t>
+      </w:r>
+    </w:p>
+    <w:p>
+      <w:r>
+        <w:t>- Chuẩn hóa khoảng trắng và xuống dòng nhưng không làm mất cấu trúc Điều/Khoản/Điểm.</w:t>
+      </w:r>
+    </w:p>
+    <w:p>
+      <w:r>
+        <w:t>- In thống kê cơ bản cho từng văn bản: số paragraph, số paragraph rỗng, số dòng bị loại.</w:t>
+      </w:r>
+    </w:p>
+    <w:p>
+      <w:r>
         <w:lastRenderedPageBreak/>
-        <w:t>Prompt 3:</w:t>
-      </w:r>
-      <w:r>
-        <w:t xml:space="preserve"> Tạo milestone</w:t>
-      </w:r>
-    </w:p>
-    <w:p>
-      <w:r>
-        <w:t>Tạo file MILESTONE.md</w:t>
-      </w:r>
-    </w:p>
-    <w:p/>
-    <w:p>
-      <w:pPr>
-        <w:pStyle w:val="Heading2"/>
-      </w:pPr>
-      <w:r>
-        <w:t>Prompt 4: Tạo milestone 1</w:t>
-      </w:r>
-    </w:p>
-    <w:p>
-      <w:r>
-        <w:t>Milestone 1 – Chuẩn hóa dữ liệu luật</w:t>
-      </w:r>
-    </w:p>
-    <w:p>
-      <w:r>
-        <w:t>Hãy xây dựng bước tiền xử lý ban đầu cho project Hybrid RAG hỏi đáp Luật Đất đai.</w:t>
-      </w:r>
-    </w:p>
-    <w:p>
-      <w:r>
-        <w:t>Yêu cầu:</w:t>
-      </w:r>
-    </w:p>
-    <w:p>
-      <w:r>
-        <w:t>- Đọc 4 file DOCX trong `data/raw_doc/` bằng `python-docx`.</w:t>
-      </w:r>
-    </w:p>
-    <w:p>
-      <w:r>
-        <w:t>- Giữ nguyên file gốc, không chỉnh sửa trực tiếp.</w:t>
-      </w:r>
-    </w:p>
-    <w:p>
-      <w:r>
-        <w:t>- Trích xuất toàn bộ nội dung văn bản.</w:t>
-      </w:r>
-    </w:p>
-    <w:p>
-      <w:r>
-        <w:t>- Kiểm tra và xử lý các phần thừa nếu có như header/footer lặp, số trang, dòng trống hoặc text lặp.</w:t>
-      </w:r>
-    </w:p>
-    <w:p>
-      <w:r>
-        <w:t>- Chuẩn hóa khoảng trắng và xuống dòng nhưng không làm mất cấu trúc Điều/Khoản/Điểm.</w:t>
-      </w:r>
-    </w:p>
-    <w:p>
-      <w:r>
-        <w:t>- In thống kê cơ bản cho từng văn bản: số paragraph, số paragraph rỗng, số dòng bị loại.</w:t>
-      </w:r>
-    </w:p>
-    <w:p>
-      <w:r>
         <w:t>- Lưu kết quả sạch vào `data/processed/`.</w:t>
       </w:r>
     </w:p>
@@ -1898,159 +2126,186 @@
     <w:p/>
     <w:p>
       <w:r>
+        <w:t>Hãy xây dựng bước phân tích cấu trúc pháp lý và chia chunk cho project Hybrid RAG hỏi đáp Luật Đất đai.</w:t>
+      </w:r>
+    </w:p>
+    <w:p/>
+    <w:p>
+      <w:r>
+        <w:t>Input:</w:t>
+      </w:r>
+    </w:p>
+    <w:p>
+      <w:r>
+        <w:t>- Thư mục `data/processed/` từ Milestone 1.</w:t>
+      </w:r>
+    </w:p>
+    <w:p>
+      <w:r>
+        <w:t>- `</w:t>
+      </w:r>
+      <w:proofErr w:type="gramStart"/>
+      <w:r>
+        <w:t>manifest.json</w:t>
+      </w:r>
+      <w:proofErr w:type="gramEnd"/>
+      <w:r>
+        <w:t>` chứa danh sách các văn bản đã xử lý.</w:t>
+      </w:r>
+    </w:p>
+    <w:p>
+      <w:r>
+        <w:t>- Các file `*.txt` là nội dung văn bản pháp luật đã được làm sạch.</w:t>
+      </w:r>
+    </w:p>
+    <w:p>
+      <w:r>
+        <w:t>- Các file `</w:t>
+      </w:r>
+      <w:proofErr w:type="gramStart"/>
+      <w:r>
+        <w:t>*.stats</w:t>
+      </w:r>
+      <w:proofErr w:type="gramEnd"/>
+      <w:r>
+        <w:t>.json` chỉ dùng để đối chiếu thống kê nếu cần.</w:t>
+      </w:r>
+    </w:p>
+    <w:p/>
+    <w:p>
+      <w:r>
+        <w:t>Yêu cầu:</w:t>
+      </w:r>
+    </w:p>
+    <w:p>
+      <w:r>
+        <w:t>- Đọc danh sách tài liệu từ `</w:t>
+      </w:r>
+      <w:proofErr w:type="gramStart"/>
+      <w:r>
+        <w:t>manifest.json</w:t>
+      </w:r>
+      <w:proofErr w:type="gramEnd"/>
+      <w:r>
+        <w:t>`, sau đó đọc nội dung tương ứng từ các file `.txt`.</w:t>
+      </w:r>
+    </w:p>
+    <w:p>
+      <w:r>
+        <w:t>- Nhận diện cấu trúc:</w:t>
+      </w:r>
+    </w:p>
+    <w:p>
+      <w:r>
+        <w:t xml:space="preserve">  Chương → Mục → Điều → Khoản → Điểm.</w:t>
+      </w:r>
+    </w:p>
+    <w:p>
+      <w:r>
+        <w:t>- Giữ đúng quan hệ cha–con và ngữ cảnh pháp lý.</w:t>
+      </w:r>
+    </w:p>
+    <w:p>
+      <w:r>
+        <w:t>- Chuẩn hóa thông tin như số Chương, Điều, Khoản, Điểm và tiêu đề Điều.</w:t>
+      </w:r>
+    </w:p>
+    <w:p>
+      <w:r>
         <w:lastRenderedPageBreak/>
-        <w:t>Hãy xây dựng bước phân tích cấu trúc pháp lý và chia chunk cho project Hybrid RAG hỏi đáp Luật Đất đai.</w:t>
+        <w:t>- Thực hiện adaptive chunking:</w:t>
+      </w:r>
+    </w:p>
+    <w:p>
+      <w:r>
+        <w:t xml:space="preserve">  - Điều ngắn: giữ thành 1 chunk.</w:t>
+      </w:r>
+    </w:p>
+    <w:p>
+      <w:r>
+        <w:t xml:space="preserve">  - Điều dài: chia theo Khoản.</w:t>
+      </w:r>
+    </w:p>
+    <w:p>
+      <w:r>
+        <w:t xml:space="preserve">  - Khoản quá dài: chia theo nhóm Điểm khi cần.</w:t>
+      </w:r>
+    </w:p>
+    <w:p>
+      <w:r>
+        <w:t>- Không làm mất nội dung pháp luật khi chia chunk.</w:t>
+      </w:r>
+    </w:p>
+    <w:p>
+      <w:r>
+        <w:t>- Gắn metadata cho mỗi chunk:</w:t>
+      </w:r>
+    </w:p>
+    <w:p>
+      <w:r>
+        <w:t xml:space="preserve">  `document_id`, `document_title`, `chapter`, `section`,</w:t>
+      </w:r>
+    </w:p>
+    <w:p>
+      <w:r>
+        <w:t xml:space="preserve">  `article`, `article_title`, `clause`, `point`,</w:t>
+      </w:r>
+    </w:p>
+    <w:p>
+      <w:r>
+        <w:t xml:space="preserve">  `source_file`, `chunk_id`.</w:t>
+      </w:r>
+    </w:p>
+    <w:p>
+      <w:r>
+        <w:t>- Tạo `chunk_id` duy nhất và ổn định.</w:t>
+      </w:r>
+    </w:p>
+    <w:p>
+      <w:r>
+        <w:t>- Lưu kết quả vào `data/processed/chunks.json`.</w:t>
+      </w:r>
+    </w:p>
+    <w:p>
+      <w:r>
+        <w:t>- Có thể lưu thêm `data/processed/structured_documents.json`</w:t>
+      </w:r>
+    </w:p>
+    <w:p>
+      <w:r>
+        <w:t xml:space="preserve">  để phục vụ kiểm tra cấu trúc trước khi chunk.</w:t>
+      </w:r>
+    </w:p>
+    <w:p>
+      <w:r>
+        <w:t>- In thống kê cho từng văn bản:</w:t>
+      </w:r>
+    </w:p>
+    <w:p>
+      <w:r>
+        <w:t xml:space="preserve">  số Chương, Mục, Điều, Khoản, Điểm và số chunk.</w:t>
+      </w:r>
+    </w:p>
+    <w:p>
+      <w:r>
+        <w:t>- Thêm một số validation/check để phát hiện Điều hoặc Khoản bị parse lỗi.</w:t>
       </w:r>
     </w:p>
     <w:p/>
     <w:p>
       <w:r>
-        <w:t>Input:</w:t>
-      </w:r>
-    </w:p>
-    <w:p>
-      <w:r>
-        <w:t>- Thư mục `data/processed/` từ Milestone 1.</w:t>
-      </w:r>
-    </w:p>
-    <w:p>
-      <w:r>
-        <w:t>- `manifest.json` chứa danh sách các văn bản đã xử lý.</w:t>
-      </w:r>
-    </w:p>
-    <w:p>
-      <w:r>
-        <w:t>- Các file `*.txt` là nội dung văn bản pháp luật đã được làm sạch.</w:t>
-      </w:r>
-    </w:p>
-    <w:p>
-      <w:r>
-        <w:t>- Các file `*.stats.json` chỉ dùng để đối chiếu thống kê nếu cần.</w:t>
-      </w:r>
-    </w:p>
-    <w:p/>
-    <w:p>
-      <w:r>
-        <w:t>Yêu cầu:</w:t>
-      </w:r>
-    </w:p>
-    <w:p>
-      <w:r>
-        <w:t>- Đọc danh sách tài liệu từ `manifest.json`, sau đó đọc nội dung tương ứng từ các file `.txt`.</w:t>
-      </w:r>
-    </w:p>
-    <w:p>
-      <w:r>
-        <w:t>- Nhận diện cấu trúc:</w:t>
-      </w:r>
-    </w:p>
-    <w:p>
-      <w:r>
-        <w:t xml:space="preserve">  Chương → Mục → Điều → Khoản → Điểm.</w:t>
-      </w:r>
-    </w:p>
-    <w:p>
-      <w:r>
-        <w:t>- Giữ đúng quan hệ cha–con và ngữ cảnh pháp lý.</w:t>
-      </w:r>
-    </w:p>
-    <w:p>
-      <w:r>
-        <w:t>- Chuẩn hóa thông tin như số Chương, Điều, Khoản, Điểm và tiêu đề Điều.</w:t>
-      </w:r>
-    </w:p>
-    <w:p>
-      <w:r>
-        <w:t>- Thực hiện adaptive chunking:</w:t>
-      </w:r>
-    </w:p>
-    <w:p>
-      <w:r>
-        <w:t xml:space="preserve">  - Điều ngắn: giữ thành 1 chunk.</w:t>
-      </w:r>
-    </w:p>
-    <w:p>
-      <w:r>
-        <w:t xml:space="preserve">  - Điều dài: chia theo Khoản.</w:t>
-      </w:r>
-    </w:p>
-    <w:p>
-      <w:r>
-        <w:t xml:space="preserve">  - Khoản quá dài: chia theo nhóm Điểm khi cần.</w:t>
-      </w:r>
-    </w:p>
-    <w:p>
-      <w:r>
-        <w:t>- Không làm mất nội dung pháp luật khi chia chunk.</w:t>
-      </w:r>
-    </w:p>
-    <w:p>
-      <w:r>
-        <w:t>- Gắn metadata cho mỗi chunk:</w:t>
-      </w:r>
-    </w:p>
-    <w:p>
-      <w:r>
-        <w:t xml:space="preserve">  `document_id`, `document_title`, `chapter`, `section`,</w:t>
-      </w:r>
-    </w:p>
-    <w:p>
-      <w:r>
-        <w:t xml:space="preserve">  `article`, `article_title`, `clause`, `point`,</w:t>
-      </w:r>
-    </w:p>
-    <w:p>
-      <w:r>
-        <w:t xml:space="preserve">  `source_file`, `chunk_id`.</w:t>
-      </w:r>
-    </w:p>
-    <w:p>
-      <w:r>
-        <w:t>- Tạo `chunk_id` duy nhất và ổn định.</w:t>
-      </w:r>
-    </w:p>
-    <w:p>
-      <w:r>
-        <w:t>- Lưu kết quả vào `data/processed/chunks.json`.</w:t>
-      </w:r>
-    </w:p>
-    <w:p>
-      <w:r>
+        <w:t>Chưa thực hiện embedding, BM25, FAISS hay retrieval ở milestone này.</w:t>
+      </w:r>
+    </w:p>
+    <w:p>
+      <w:pPr>
+        <w:jc w:val="center"/>
+      </w:pPr>
+      <w:r>
+        <w:rPr>
+          <w:noProof/>
+        </w:rPr>
         <w:lastRenderedPageBreak/>
-        <w:t>- Có thể lưu thêm `data/processed/structured_documents.json`</w:t>
-      </w:r>
-    </w:p>
-    <w:p>
-      <w:r>
-        <w:t xml:space="preserve">  để phục vụ kiểm tra cấu trúc trước khi chunk.</w:t>
-      </w:r>
-    </w:p>
-    <w:p>
-      <w:r>
-        <w:t>- In thống kê cho từng văn bản:</w:t>
-      </w:r>
-    </w:p>
-    <w:p>
-      <w:r>
-        <w:t xml:space="preserve">  số Chương, Mục, Điều, Khoản, Điểm và số chunk.</w:t>
-      </w:r>
-    </w:p>
-    <w:p>
-      <w:r>
-        <w:t>- Thêm một số validation/check để phát hiện Điều hoặc Khoản bị parse lỗi.</w:t>
-      </w:r>
-    </w:p>
-    <w:p/>
-    <w:p>
-      <w:r>
-        <w:t>Chưa thực hiện embedding, BM25, FAISS hay retrieval ở milestone này.</w:t>
-      </w:r>
-    </w:p>
-    <w:p>
-      <w:pPr>
-        <w:jc w:val="center"/>
-      </w:pPr>
-      <w:r>
         <w:drawing>
           <wp:inline distT="0" distB="0" distL="0" distR="0" wp14:anchorId="0F473006" wp14:editId="390A1160">
             <wp:extent cx="5006774" cy="4343776"/>
@@ -2785,40 +3040,40 @@
         <w:pStyle w:val="Heading2"/>
       </w:pPr>
       <w:r>
+        <w:t>Prompt 5.2:</w:t>
+      </w:r>
+      <w:r>
+        <w:t xml:space="preserve"> sửa legal_parser.py</w:t>
+      </w:r>
+    </w:p>
+    <w:p>
+      <w:r>
+        <w:t>Hãy kiểm tra lại kết quả Milestone 2.</w:t>
+      </w:r>
+    </w:p>
+    <w:p>
+      <w:r>
+        <w:t>Hiện `45/2013/QH13` được parser thống kê `Mục = 0`, trong khi văn bản có cấu trúc MỤC.</w:t>
+      </w:r>
+    </w:p>
+    <w:p>
+      <w:r>
+        <w:t>Yêu cầu:</w:t>
+      </w:r>
+    </w:p>
+    <w:p>
+      <w:r>
+        <w:t>- Kiểm tra file TXT của 45/2013/QH13 để tìm các heading MỤC/Mục.</w:t>
+      </w:r>
+    </w:p>
+    <w:p>
+      <w:r>
+        <w:t>- Xác định vì sao legal parser không nhận diện được.</w:t>
+      </w:r>
+    </w:p>
+    <w:p>
+      <w:r>
         <w:lastRenderedPageBreak/>
-        <w:t>Prompt 5.2:</w:t>
-      </w:r>
-      <w:r>
-        <w:t xml:space="preserve"> sửa legal_parser.py</w:t>
-      </w:r>
-    </w:p>
-    <w:p>
-      <w:r>
-        <w:t>Hãy kiểm tra lại kết quả Milestone 2.</w:t>
-      </w:r>
-    </w:p>
-    <w:p>
-      <w:r>
-        <w:t>Hiện `45/2013/QH13` được parser thống kê `Mục = 0`, trong khi văn bản có cấu trúc MỤC.</w:t>
-      </w:r>
-    </w:p>
-    <w:p>
-      <w:r>
-        <w:t>Yêu cầu:</w:t>
-      </w:r>
-    </w:p>
-    <w:p>
-      <w:r>
-        <w:t>- Kiểm tra file TXT của 45/2013/QH13 để tìm các heading MỤC/Mục.</w:t>
-      </w:r>
-    </w:p>
-    <w:p>
-      <w:r>
-        <w:t>- Xác định vì sao legal parser không nhận diện được.</w:t>
-      </w:r>
-    </w:p>
-    <w:p>
-      <w:r>
         <w:t>- Sửa parser để hỗ trợ đúng format của Luật 2013 mà không làm ảnh hưởng các văn bản khác.</w:t>
       </w:r>
     </w:p>
@@ -2837,6 +3092,9 @@
         <w:jc w:val="center"/>
       </w:pPr>
       <w:r>
+        <w:rPr>
+          <w:noProof/>
+        </w:rPr>
         <w:drawing>
           <wp:inline distT="0" distB="0" distL="0" distR="0" wp14:anchorId="767EFFB6" wp14:editId="0124D47E">
             <wp:extent cx="5006774" cy="4061812"/>
@@ -2888,6 +3146,9 @@
     </w:p>
     <w:p>
       <w:r>
+        <w:rPr>
+          <w:noProof/>
+        </w:rPr>
         <w:drawing>
           <wp:inline distT="0" distB="0" distL="0" distR="0" wp14:anchorId="62A6D54B" wp14:editId="35519861">
             <wp:extent cx="5044877" cy="4846740"/>
